--- a/Manual_Tecnico.docx
+++ b/Manual_Tecnico.docx
@@ -1227,7 +1227,7 @@
           <w:r>
             <w:fldChar w:fldCharType="separate"/>
           </w:r>
-          <w:hyperlink w:anchor="_Toc224659150" w:history="1">
+          <w:hyperlink w:anchor="_Toc224727277" w:history="1">
             <w:r>
               <w:rPr>
                 <w:rStyle w:val="Hipervnculo"/>
@@ -1258,7 +1258,7 @@
                 <w:bCs/>
                 <w:noProof/>
               </w:rPr>
-              <w:t>INTRODUCCION:</w:t>
+              <w:t>INTRODUCCION</w:t>
             </w:r>
             <w:r>
               <w:rPr>
@@ -1279,7 +1279,7 @@
                 <w:noProof/>
                 <w:webHidden/>
               </w:rPr>
-              <w:instrText xml:space="preserve"> PAGEREF _Toc224659150 \h </w:instrText>
+              <w:instrText xml:space="preserve"> PAGEREF _Toc224727277 \h </w:instrText>
             </w:r>
             <w:r>
               <w:rPr>
@@ -1323,7 +1323,7 @@
               <w14:ligatures w14:val="standardContextual"/>
             </w:rPr>
           </w:pPr>
-          <w:hyperlink w:anchor="_Toc224659151" w:history="1">
+          <w:hyperlink w:anchor="_Toc224727278" w:history="1">
             <w:r>
               <w:rPr>
                 <w:rStyle w:val="Hipervnculo"/>
@@ -1354,7 +1354,7 @@
                 <w:bCs/>
                 <w:noProof/>
               </w:rPr>
-              <w:t>ARQUITECTURA DEL SISTEMA:</w:t>
+              <w:t>ARQUITECTURA DEL SISTEMA</w:t>
             </w:r>
             <w:r>
               <w:rPr>
@@ -1375,7 +1375,7 @@
                 <w:noProof/>
                 <w:webHidden/>
               </w:rPr>
-              <w:instrText xml:space="preserve"> PAGEREF _Toc224659151 \h </w:instrText>
+              <w:instrText xml:space="preserve"> PAGEREF _Toc224727278 \h </w:instrText>
             </w:r>
             <w:r>
               <w:rPr>
@@ -1419,7 +1419,7 @@
               <w14:ligatures w14:val="standardContextual"/>
             </w:rPr>
           </w:pPr>
-          <w:hyperlink w:anchor="_Toc224659152" w:history="1">
+          <w:hyperlink w:anchor="_Toc224727279" w:history="1">
             <w:r>
               <w:rPr>
                 <w:rStyle w:val="Hipervnculo"/>
@@ -1450,7 +1450,7 @@
                 <w:bCs/>
                 <w:noProof/>
               </w:rPr>
-              <w:t>COMPONENTES PRINCIPALES:</w:t>
+              <w:t>COMPONENTES PRINCIPALES</w:t>
             </w:r>
             <w:r>
               <w:rPr>
@@ -1471,7 +1471,7 @@
                 <w:noProof/>
                 <w:webHidden/>
               </w:rPr>
-              <w:instrText xml:space="preserve"> PAGEREF _Toc224659152 \h </w:instrText>
+              <w:instrText xml:space="preserve"> PAGEREF _Toc224727279 \h </w:instrText>
             </w:r>
             <w:r>
               <w:rPr>
@@ -1515,7 +1515,7 @@
               <w14:ligatures w14:val="standardContextual"/>
             </w:rPr>
           </w:pPr>
-          <w:hyperlink w:anchor="_Toc224659153" w:history="1">
+          <w:hyperlink w:anchor="_Toc224727280" w:history="1">
             <w:r>
               <w:rPr>
                 <w:rStyle w:val="Hipervnculo"/>
@@ -1546,7 +1546,7 @@
                 <w:bCs/>
                 <w:noProof/>
               </w:rPr>
-              <w:t>ESTRUCTURA DEL PROYECTO:</w:t>
+              <w:t>ESTRUCTURA DEL PROYECTO</w:t>
             </w:r>
             <w:r>
               <w:rPr>
@@ -1567,7 +1567,7 @@
                 <w:noProof/>
                 <w:webHidden/>
               </w:rPr>
-              <w:instrText xml:space="preserve"> PAGEREF _Toc224659153 \h </w:instrText>
+              <w:instrText xml:space="preserve"> PAGEREF _Toc224727280 \h </w:instrText>
             </w:r>
             <w:r>
               <w:rPr>
@@ -1611,7 +1611,7 @@
               <w14:ligatures w14:val="standardContextual"/>
             </w:rPr>
           </w:pPr>
-          <w:hyperlink w:anchor="_Toc224659154" w:history="1">
+          <w:hyperlink w:anchor="_Toc224727281" w:history="1">
             <w:r>
               <w:rPr>
                 <w:rStyle w:val="Hipervnculo"/>
@@ -1642,7 +1642,7 @@
                 <w:bCs/>
                 <w:noProof/>
               </w:rPr>
-              <w:t>FLUJO DE EJECUCIÓN:</w:t>
+              <w:t>FLUJO DE EJECUCIÓN</w:t>
             </w:r>
             <w:r>
               <w:rPr>
@@ -1663,7 +1663,7 @@
                 <w:noProof/>
                 <w:webHidden/>
               </w:rPr>
-              <w:instrText xml:space="preserve"> PAGEREF _Toc224659154 \h </w:instrText>
+              <w:instrText xml:space="preserve"> PAGEREF _Toc224727281 \h </w:instrText>
             </w:r>
             <w:r>
               <w:rPr>
@@ -1707,7 +1707,7 @@
               <w14:ligatures w14:val="standardContextual"/>
             </w:rPr>
           </w:pPr>
-          <w:hyperlink w:anchor="_Toc224659155" w:history="1">
+          <w:hyperlink w:anchor="_Toc224727282" w:history="1">
             <w:r>
               <w:rPr>
                 <w:rStyle w:val="Hipervnculo"/>
@@ -1738,7 +1738,7 @@
                 <w:bCs/>
                 <w:noProof/>
               </w:rPr>
-              <w:t>CONFIGURACIÓN:</w:t>
+              <w:t>CONFIGURACIÓN</w:t>
             </w:r>
             <w:r>
               <w:rPr>
@@ -1759,7 +1759,7 @@
                 <w:noProof/>
                 <w:webHidden/>
               </w:rPr>
-              <w:instrText xml:space="preserve"> PAGEREF _Toc224659155 \h </w:instrText>
+              <w:instrText xml:space="preserve"> PAGEREF _Toc224727282 \h </w:instrText>
             </w:r>
             <w:r>
               <w:rPr>
@@ -1803,7 +1803,7 @@
               <w14:ligatures w14:val="standardContextual"/>
             </w:rPr>
           </w:pPr>
-          <w:hyperlink w:anchor="_Toc224659156" w:history="1">
+          <w:hyperlink w:anchor="_Toc224727283" w:history="1">
             <w:r>
               <w:rPr>
                 <w:rStyle w:val="Hipervnculo"/>
@@ -1834,7 +1834,7 @@
                 <w:bCs/>
                 <w:noProof/>
               </w:rPr>
-              <w:t>INSTALACIÓN DEL SISTEMA:</w:t>
+              <w:t>INSTALACIÓN DEL SISTEMA</w:t>
             </w:r>
             <w:r>
               <w:rPr>
@@ -1855,7 +1855,7 @@
                 <w:noProof/>
                 <w:webHidden/>
               </w:rPr>
-              <w:instrText xml:space="preserve"> PAGEREF _Toc224659156 \h </w:instrText>
+              <w:instrText xml:space="preserve"> PAGEREF _Toc224727283 \h </w:instrText>
             </w:r>
             <w:r>
               <w:rPr>
@@ -1899,7 +1899,7 @@
               <w14:ligatures w14:val="standardContextual"/>
             </w:rPr>
           </w:pPr>
-          <w:hyperlink w:anchor="_Toc224659157" w:history="1">
+          <w:hyperlink w:anchor="_Toc224727284" w:history="1">
             <w:r>
               <w:rPr>
                 <w:rStyle w:val="Hipervnculo"/>
@@ -1930,7 +1930,7 @@
                 <w:bCs/>
                 <w:noProof/>
               </w:rPr>
-              <w:t>ARRANQUE DEL SERVICIO:</w:t>
+              <w:t>ARRANQUE DEL SERVICIO</w:t>
             </w:r>
             <w:r>
               <w:rPr>
@@ -1951,7 +1951,7 @@
                 <w:noProof/>
                 <w:webHidden/>
               </w:rPr>
-              <w:instrText xml:space="preserve"> PAGEREF _Toc224659157 \h </w:instrText>
+              <w:instrText xml:space="preserve"> PAGEREF _Toc224727284 \h </w:instrText>
             </w:r>
             <w:r>
               <w:rPr>
@@ -1995,7 +1995,7 @@
               <w14:ligatures w14:val="standardContextual"/>
             </w:rPr>
           </w:pPr>
-          <w:hyperlink w:anchor="_Toc224659158" w:history="1">
+          <w:hyperlink w:anchor="_Toc224727285" w:history="1">
             <w:r>
               <w:rPr>
                 <w:rStyle w:val="Hipervnculo"/>
@@ -2047,7 +2047,7 @@
                 <w:noProof/>
                 <w:webHidden/>
               </w:rPr>
-              <w:instrText xml:space="preserve"> PAGEREF _Toc224659158 \h </w:instrText>
+              <w:instrText xml:space="preserve"> PAGEREF _Toc224727285 \h </w:instrText>
             </w:r>
             <w:r>
               <w:rPr>
@@ -2091,7 +2091,7 @@
               <w14:ligatures w14:val="standardContextual"/>
             </w:rPr>
           </w:pPr>
-          <w:hyperlink w:anchor="_Toc224659159" w:history="1">
+          <w:hyperlink w:anchor="_Toc224727286" w:history="1">
             <w:r>
               <w:rPr>
                 <w:rStyle w:val="Hipervnculo"/>
@@ -2143,7 +2143,295 @@
                 <w:noProof/>
                 <w:webHidden/>
               </w:rPr>
-              <w:instrText xml:space="preserve"> PAGEREF _Toc224659159 \h </w:instrText>
+              <w:instrText xml:space="preserve"> PAGEREF _Toc224727286 \h </w:instrText>
+            </w:r>
+            <w:r>
+              <w:rPr>
+                <w:noProof/>
+                <w:webHidden/>
+              </w:rPr>
+            </w:r>
+            <w:r>
+              <w:rPr>
+                <w:noProof/>
+                <w:webHidden/>
+              </w:rPr>
+              <w:fldChar w:fldCharType="separate"/>
+            </w:r>
+            <w:r>
+              <w:rPr>
+                <w:noProof/>
+                <w:webHidden/>
+              </w:rPr>
+              <w:t>10</w:t>
+            </w:r>
+            <w:r>
+              <w:rPr>
+                <w:noProof/>
+                <w:webHidden/>
+              </w:rPr>
+              <w:fldChar w:fldCharType="end"/>
+            </w:r>
+          </w:hyperlink>
+        </w:p>
+        <w:p>
+          <w:pPr>
+            <w:pStyle w:val="TDC1"/>
+            <w:rPr>
+              <w:rFonts w:eastAsiaTheme="minorEastAsia"/>
+              <w:noProof/>
+              <w:kern w:val="2"/>
+              <w:sz w:val="24"/>
+              <w:szCs w:val="24"/>
+              <w:lang w:eastAsia="es-CL"/>
+              <w14:ligatures w14:val="standardContextual"/>
+            </w:rPr>
+          </w:pPr>
+          <w:hyperlink w:anchor="_Toc224727287" w:history="1">
+            <w:r>
+              <w:rPr>
+                <w:rStyle w:val="Hipervnculo"/>
+                <w:rFonts w:ascii="Calibri" w:hAnsi="Calibri" w:cs="Calibri"/>
+                <w:b/>
+                <w:bCs/>
+                <w:noProof/>
+              </w:rPr>
+              <w:t>11.</w:t>
+            </w:r>
+            <w:r>
+              <w:rPr>
+                <w:rFonts w:eastAsiaTheme="minorEastAsia"/>
+                <w:noProof/>
+                <w:kern w:val="2"/>
+                <w:sz w:val="24"/>
+                <w:szCs w:val="24"/>
+                <w:lang w:eastAsia="es-CL"/>
+                <w14:ligatures w14:val="standardContextual"/>
+              </w:rPr>
+              <w:tab/>
+            </w:r>
+            <w:r>
+              <w:rPr>
+                <w:rStyle w:val="Hipervnculo"/>
+                <w:rFonts w:ascii="Calibri" w:hAnsi="Calibri" w:cs="Calibri"/>
+                <w:b/>
+                <w:bCs/>
+                <w:noProof/>
+              </w:rPr>
+              <w:t>LOGS Y MONITOREO</w:t>
+            </w:r>
+            <w:r>
+              <w:rPr>
+                <w:noProof/>
+                <w:webHidden/>
+              </w:rPr>
+              <w:tab/>
+            </w:r>
+            <w:r>
+              <w:rPr>
+                <w:noProof/>
+                <w:webHidden/>
+              </w:rPr>
+              <w:fldChar w:fldCharType="begin"/>
+            </w:r>
+            <w:r>
+              <w:rPr>
+                <w:noProof/>
+                <w:webHidden/>
+              </w:rPr>
+              <w:instrText xml:space="preserve"> PAGEREF _Toc224727287 \h </w:instrText>
+            </w:r>
+            <w:r>
+              <w:rPr>
+                <w:noProof/>
+                <w:webHidden/>
+              </w:rPr>
+            </w:r>
+            <w:r>
+              <w:rPr>
+                <w:noProof/>
+                <w:webHidden/>
+              </w:rPr>
+              <w:fldChar w:fldCharType="separate"/>
+            </w:r>
+            <w:r>
+              <w:rPr>
+                <w:noProof/>
+                <w:webHidden/>
+              </w:rPr>
+              <w:t>10</w:t>
+            </w:r>
+            <w:r>
+              <w:rPr>
+                <w:noProof/>
+                <w:webHidden/>
+              </w:rPr>
+              <w:fldChar w:fldCharType="end"/>
+            </w:r>
+          </w:hyperlink>
+        </w:p>
+        <w:p>
+          <w:pPr>
+            <w:pStyle w:val="TDC1"/>
+            <w:rPr>
+              <w:rFonts w:eastAsiaTheme="minorEastAsia"/>
+              <w:noProof/>
+              <w:kern w:val="2"/>
+              <w:sz w:val="24"/>
+              <w:szCs w:val="24"/>
+              <w:lang w:eastAsia="es-CL"/>
+              <w14:ligatures w14:val="standardContextual"/>
+            </w:rPr>
+          </w:pPr>
+          <w:hyperlink w:anchor="_Toc224727288" w:history="1">
+            <w:r>
+              <w:rPr>
+                <w:rStyle w:val="Hipervnculo"/>
+                <w:rFonts w:ascii="Calibri" w:hAnsi="Calibri" w:cs="Calibri"/>
+                <w:b/>
+                <w:bCs/>
+                <w:noProof/>
+              </w:rPr>
+              <w:t>12.</w:t>
+            </w:r>
+            <w:r>
+              <w:rPr>
+                <w:rFonts w:eastAsiaTheme="minorEastAsia"/>
+                <w:noProof/>
+                <w:kern w:val="2"/>
+                <w:sz w:val="24"/>
+                <w:szCs w:val="24"/>
+                <w:lang w:eastAsia="es-CL"/>
+                <w14:ligatures w14:val="standardContextual"/>
+              </w:rPr>
+              <w:tab/>
+            </w:r>
+            <w:r>
+              <w:rPr>
+                <w:rStyle w:val="Hipervnculo"/>
+                <w:rFonts w:ascii="Calibri" w:hAnsi="Calibri" w:cs="Calibri"/>
+                <w:b/>
+                <w:bCs/>
+                <w:noProof/>
+              </w:rPr>
+              <w:t>CONSIDERACIONES OPERATIVAS</w:t>
+            </w:r>
+            <w:r>
+              <w:rPr>
+                <w:noProof/>
+                <w:webHidden/>
+              </w:rPr>
+              <w:tab/>
+            </w:r>
+            <w:r>
+              <w:rPr>
+                <w:noProof/>
+                <w:webHidden/>
+              </w:rPr>
+              <w:fldChar w:fldCharType="begin"/>
+            </w:r>
+            <w:r>
+              <w:rPr>
+                <w:noProof/>
+                <w:webHidden/>
+              </w:rPr>
+              <w:instrText xml:space="preserve"> PAGEREF _Toc224727288 \h </w:instrText>
+            </w:r>
+            <w:r>
+              <w:rPr>
+                <w:noProof/>
+                <w:webHidden/>
+              </w:rPr>
+            </w:r>
+            <w:r>
+              <w:rPr>
+                <w:noProof/>
+                <w:webHidden/>
+              </w:rPr>
+              <w:fldChar w:fldCharType="separate"/>
+            </w:r>
+            <w:r>
+              <w:rPr>
+                <w:noProof/>
+                <w:webHidden/>
+              </w:rPr>
+              <w:t>10</w:t>
+            </w:r>
+            <w:r>
+              <w:rPr>
+                <w:noProof/>
+                <w:webHidden/>
+              </w:rPr>
+              <w:fldChar w:fldCharType="end"/>
+            </w:r>
+          </w:hyperlink>
+        </w:p>
+        <w:p>
+          <w:pPr>
+            <w:pStyle w:val="TDC1"/>
+            <w:rPr>
+              <w:rFonts w:eastAsiaTheme="minorEastAsia"/>
+              <w:noProof/>
+              <w:kern w:val="2"/>
+              <w:sz w:val="24"/>
+              <w:szCs w:val="24"/>
+              <w:lang w:eastAsia="es-CL"/>
+              <w14:ligatures w14:val="standardContextual"/>
+            </w:rPr>
+          </w:pPr>
+          <w:hyperlink w:anchor="_Toc224727289" w:history="1">
+            <w:r>
+              <w:rPr>
+                <w:rStyle w:val="Hipervnculo"/>
+                <w:rFonts w:ascii="Calibri" w:hAnsi="Calibri" w:cs="Calibri"/>
+                <w:b/>
+                <w:bCs/>
+                <w:noProof/>
+              </w:rPr>
+              <w:t>13.</w:t>
+            </w:r>
+            <w:r>
+              <w:rPr>
+                <w:rFonts w:eastAsiaTheme="minorEastAsia"/>
+                <w:noProof/>
+                <w:kern w:val="2"/>
+                <w:sz w:val="24"/>
+                <w:szCs w:val="24"/>
+                <w:lang w:eastAsia="es-CL"/>
+                <w14:ligatures w14:val="standardContextual"/>
+              </w:rPr>
+              <w:tab/>
+            </w:r>
+            <w:r>
+              <w:rPr>
+                <w:rStyle w:val="Hipervnculo"/>
+                <w:rFonts w:ascii="Calibri" w:hAnsi="Calibri" w:cs="Calibri"/>
+                <w:b/>
+                <w:bCs/>
+                <w:noProof/>
+              </w:rPr>
+              <w:t>REFERENCIAS Y FUENTES DE DOCUMENTACIÓN</w:t>
+            </w:r>
+            <w:r>
+              <w:rPr>
+                <w:noProof/>
+                <w:webHidden/>
+              </w:rPr>
+              <w:tab/>
+            </w:r>
+            <w:r>
+              <w:rPr>
+                <w:noProof/>
+                <w:webHidden/>
+              </w:rPr>
+              <w:fldChar w:fldCharType="begin"/>
+            </w:r>
+            <w:r>
+              <w:rPr>
+                <w:noProof/>
+                <w:webHidden/>
+              </w:rPr>
+              <w:instrText xml:space="preserve"> PAGEREF _Toc224727289 \h </w:instrText>
             </w:r>
             <w:r>
               <w:rPr>
@@ -2356,37 +2644,10 @@
     </w:p>
     <w:p>
       <w:pPr>
-        <w:spacing w:after="0" w:line="360" w:lineRule="auto"/>
-        <w:rPr>
-          <w:noProof/>
-          <w:lang w:val="es-ES"/>
-        </w:rPr>
-      </w:pPr>
-    </w:p>
-    <w:p>
-      <w:pPr>
-        <w:spacing w:after="0" w:line="360" w:lineRule="auto"/>
-        <w:rPr>
-          <w:noProof/>
-          <w:lang w:val="es-ES"/>
-        </w:rPr>
-      </w:pPr>
-    </w:p>
-    <w:p>
-      <w:pPr>
-        <w:spacing w:after="0" w:line="360" w:lineRule="auto"/>
-        <w:rPr>
-          <w:noProof/>
-          <w:lang w:val="es-ES"/>
-        </w:rPr>
-      </w:pPr>
-    </w:p>
-    <w:p>
-      <w:pPr>
         <w:pStyle w:val="Ttulo1"/>
         <w:numPr>
           <w:ilvl w:val="0"/>
-          <w:numId w:val="4"/>
+          <w:numId w:val="2"/>
         </w:numPr>
         <w:spacing w:before="0" w:line="360" w:lineRule="auto"/>
         <w:jc w:val="both"/>
@@ -2399,7 +2660,7 @@
           <w:szCs w:val="28"/>
         </w:rPr>
       </w:pPr>
-      <w:bookmarkStart w:id="1" w:name="_Toc224659150"/>
+      <w:bookmarkStart w:id="1" w:name="_Toc224727277"/>
       <w:bookmarkEnd w:id="0"/>
       <w:r>
         <w:rPr>
@@ -2520,7 +2781,7 @@
         <w:pStyle w:val="Ttulo1"/>
         <w:numPr>
           <w:ilvl w:val="0"/>
-          <w:numId w:val="4"/>
+          <w:numId w:val="2"/>
         </w:numPr>
         <w:spacing w:before="0" w:line="360" w:lineRule="auto"/>
         <w:jc w:val="both"/>
@@ -2533,7 +2794,7 @@
           <w:szCs w:val="28"/>
         </w:rPr>
       </w:pPr>
-      <w:bookmarkStart w:id="2" w:name="_Toc224659151"/>
+      <w:bookmarkStart w:id="2" w:name="_Toc224727278"/>
       <w:r>
         <w:rPr>
           <w:rFonts w:asciiTheme="minorHAnsi" w:hAnsiTheme="minorHAnsi" w:cstheme="minorHAnsi"/>
@@ -2757,7 +3018,7 @@
         <w:pStyle w:val="PRIMERNIVEL"/>
         <w:numPr>
           <w:ilvl w:val="0"/>
-          <w:numId w:val="30"/>
+          <w:numId w:val="3"/>
         </w:numPr>
         <w:spacing w:after="0" w:line="360" w:lineRule="auto"/>
         <w:jc w:val="both"/>
@@ -2807,7 +3068,7 @@
         <w:pStyle w:val="PRIMERNIVEL"/>
         <w:numPr>
           <w:ilvl w:val="0"/>
-          <w:numId w:val="30"/>
+          <w:numId w:val="3"/>
         </w:numPr>
         <w:spacing w:after="0" w:line="360" w:lineRule="auto"/>
         <w:jc w:val="both"/>
@@ -2854,7 +3115,7 @@
         <w:pStyle w:val="PRIMERNIVEL"/>
         <w:numPr>
           <w:ilvl w:val="0"/>
-          <w:numId w:val="30"/>
+          <w:numId w:val="3"/>
         </w:numPr>
         <w:spacing w:after="0" w:line="360" w:lineRule="auto"/>
         <w:jc w:val="both"/>
@@ -2901,7 +3162,7 @@
         <w:pStyle w:val="PRIMERNIVEL"/>
         <w:numPr>
           <w:ilvl w:val="0"/>
-          <w:numId w:val="30"/>
+          <w:numId w:val="3"/>
         </w:numPr>
         <w:spacing w:after="0" w:line="360" w:lineRule="auto"/>
         <w:jc w:val="both"/>
@@ -2974,7 +3235,7 @@
         <w:pStyle w:val="Prrafodelista"/>
         <w:numPr>
           <w:ilvl w:val="0"/>
-          <w:numId w:val="36"/>
+          <w:numId w:val="4"/>
         </w:numPr>
         <w:spacing w:after="0" w:line="360" w:lineRule="auto"/>
         <w:jc w:val="both"/>
@@ -2998,7 +3259,7 @@
         <w:pStyle w:val="Prrafodelista"/>
         <w:numPr>
           <w:ilvl w:val="0"/>
-          <w:numId w:val="36"/>
+          <w:numId w:val="4"/>
         </w:numPr>
         <w:spacing w:after="0" w:line="360" w:lineRule="auto"/>
         <w:jc w:val="both"/>
@@ -3022,7 +3283,7 @@
         <w:pStyle w:val="Prrafodelista"/>
         <w:numPr>
           <w:ilvl w:val="0"/>
-          <w:numId w:val="36"/>
+          <w:numId w:val="4"/>
         </w:numPr>
         <w:spacing w:after="0" w:line="360" w:lineRule="auto"/>
         <w:jc w:val="both"/>
@@ -3046,7 +3307,7 @@
         <w:pStyle w:val="Prrafodelista"/>
         <w:numPr>
           <w:ilvl w:val="0"/>
-          <w:numId w:val="36"/>
+          <w:numId w:val="4"/>
         </w:numPr>
         <w:spacing w:after="0" w:line="360" w:lineRule="auto"/>
         <w:jc w:val="both"/>
@@ -3086,7 +3347,7 @@
         <w:pStyle w:val="Prrafodelista"/>
         <w:numPr>
           <w:ilvl w:val="0"/>
-          <w:numId w:val="36"/>
+          <w:numId w:val="4"/>
         </w:numPr>
         <w:spacing w:after="0" w:line="360" w:lineRule="auto"/>
         <w:jc w:val="both"/>
@@ -3108,7 +3369,7 @@
         <w:pStyle w:val="Prrafodelista"/>
         <w:numPr>
           <w:ilvl w:val="0"/>
-          <w:numId w:val="36"/>
+          <w:numId w:val="4"/>
         </w:numPr>
         <w:spacing w:after="0" w:line="360" w:lineRule="auto"/>
         <w:jc w:val="both"/>
@@ -3130,7 +3391,7 @@
         <w:pStyle w:val="Prrafodelista"/>
         <w:numPr>
           <w:ilvl w:val="0"/>
-          <w:numId w:val="36"/>
+          <w:numId w:val="4"/>
         </w:numPr>
         <w:spacing w:after="0" w:line="360" w:lineRule="auto"/>
         <w:jc w:val="both"/>
@@ -3198,7 +3459,7 @@
         <w:pStyle w:val="Prrafodelista"/>
         <w:numPr>
           <w:ilvl w:val="0"/>
-          <w:numId w:val="36"/>
+          <w:numId w:val="4"/>
         </w:numPr>
         <w:spacing w:after="0" w:line="360" w:lineRule="auto"/>
         <w:jc w:val="both"/>
@@ -3238,7 +3499,7 @@
         <w:pStyle w:val="Prrafodelista"/>
         <w:numPr>
           <w:ilvl w:val="0"/>
-          <w:numId w:val="36"/>
+          <w:numId w:val="4"/>
         </w:numPr>
         <w:spacing w:after="0" w:line="360" w:lineRule="auto"/>
         <w:jc w:val="both"/>
@@ -3260,7 +3521,7 @@
         <w:pStyle w:val="Prrafodelista"/>
         <w:numPr>
           <w:ilvl w:val="0"/>
-          <w:numId w:val="36"/>
+          <w:numId w:val="4"/>
         </w:numPr>
         <w:spacing w:after="0" w:line="360" w:lineRule="auto"/>
         <w:jc w:val="both"/>
@@ -3282,7 +3543,7 @@
         <w:pStyle w:val="Prrafodelista"/>
         <w:numPr>
           <w:ilvl w:val="0"/>
-          <w:numId w:val="36"/>
+          <w:numId w:val="4"/>
         </w:numPr>
         <w:spacing w:after="0" w:line="360" w:lineRule="auto"/>
         <w:jc w:val="both"/>
@@ -3336,7 +3597,7 @@
         <w:pStyle w:val="Prrafodelista"/>
         <w:numPr>
           <w:ilvl w:val="0"/>
-          <w:numId w:val="36"/>
+          <w:numId w:val="4"/>
         </w:numPr>
         <w:spacing w:after="0" w:line="360" w:lineRule="auto"/>
         <w:jc w:val="both"/>
@@ -3358,7 +3619,7 @@
         <w:pStyle w:val="Prrafodelista"/>
         <w:numPr>
           <w:ilvl w:val="0"/>
-          <w:numId w:val="36"/>
+          <w:numId w:val="4"/>
         </w:numPr>
         <w:spacing w:after="0" w:line="360" w:lineRule="auto"/>
         <w:jc w:val="both"/>
@@ -3398,7 +3659,7 @@
         <w:pStyle w:val="Prrafodelista"/>
         <w:numPr>
           <w:ilvl w:val="0"/>
-          <w:numId w:val="36"/>
+          <w:numId w:val="4"/>
         </w:numPr>
         <w:spacing w:after="0" w:line="360" w:lineRule="auto"/>
         <w:jc w:val="both"/>
@@ -3420,7 +3681,7 @@
         <w:pStyle w:val="Prrafodelista"/>
         <w:numPr>
           <w:ilvl w:val="0"/>
-          <w:numId w:val="36"/>
+          <w:numId w:val="4"/>
         </w:numPr>
         <w:spacing w:after="0" w:line="360" w:lineRule="auto"/>
         <w:jc w:val="both"/>
@@ -3442,7 +3703,7 @@
         <w:pStyle w:val="Prrafodelista"/>
         <w:numPr>
           <w:ilvl w:val="0"/>
-          <w:numId w:val="36"/>
+          <w:numId w:val="4"/>
         </w:numPr>
         <w:spacing w:after="0" w:line="360" w:lineRule="auto"/>
         <w:jc w:val="both"/>
@@ -3464,7 +3725,7 @@
         <w:pStyle w:val="Prrafodelista"/>
         <w:numPr>
           <w:ilvl w:val="0"/>
-          <w:numId w:val="36"/>
+          <w:numId w:val="4"/>
         </w:numPr>
         <w:spacing w:after="0" w:line="360" w:lineRule="auto"/>
         <w:jc w:val="both"/>
@@ -3540,7 +3801,7 @@
         <w:pStyle w:val="Prrafodelista"/>
         <w:numPr>
           <w:ilvl w:val="0"/>
-          <w:numId w:val="36"/>
+          <w:numId w:val="4"/>
         </w:numPr>
         <w:spacing w:after="0" w:line="360" w:lineRule="auto"/>
         <w:jc w:val="both"/>
@@ -3612,7 +3873,7 @@
         <w:pStyle w:val="Prrafodelista"/>
         <w:numPr>
           <w:ilvl w:val="0"/>
-          <w:numId w:val="36"/>
+          <w:numId w:val="4"/>
         </w:numPr>
         <w:spacing w:after="0" w:line="360" w:lineRule="auto"/>
         <w:jc w:val="both"/>
@@ -3634,7 +3895,7 @@
         <w:pStyle w:val="Prrafodelista"/>
         <w:numPr>
           <w:ilvl w:val="0"/>
-          <w:numId w:val="36"/>
+          <w:numId w:val="4"/>
         </w:numPr>
         <w:spacing w:after="0" w:line="360" w:lineRule="auto"/>
         <w:jc w:val="both"/>
@@ -3766,7 +4027,7 @@
         <w:pStyle w:val="Prrafodelista"/>
         <w:numPr>
           <w:ilvl w:val="0"/>
-          <w:numId w:val="36"/>
+          <w:numId w:val="4"/>
         </w:numPr>
         <w:spacing w:after="0" w:line="360" w:lineRule="auto"/>
         <w:jc w:val="both"/>
@@ -3806,7 +4067,7 @@
         <w:pStyle w:val="Prrafodelista"/>
         <w:numPr>
           <w:ilvl w:val="0"/>
-          <w:numId w:val="36"/>
+          <w:numId w:val="4"/>
         </w:numPr>
         <w:spacing w:after="0" w:line="360" w:lineRule="auto"/>
         <w:jc w:val="both"/>
@@ -3867,7 +4128,7 @@
         <w:pStyle w:val="Prrafodelista"/>
         <w:numPr>
           <w:ilvl w:val="0"/>
-          <w:numId w:val="36"/>
+          <w:numId w:val="4"/>
         </w:numPr>
         <w:spacing w:after="0" w:line="360" w:lineRule="auto"/>
         <w:jc w:val="both"/>
@@ -3907,7 +4168,7 @@
         <w:pStyle w:val="Prrafodelista"/>
         <w:numPr>
           <w:ilvl w:val="0"/>
-          <w:numId w:val="36"/>
+          <w:numId w:val="4"/>
         </w:numPr>
         <w:spacing w:after="0" w:line="360" w:lineRule="auto"/>
         <w:jc w:val="both"/>
@@ -3929,7 +4190,7 @@
         <w:pStyle w:val="Prrafodelista"/>
         <w:numPr>
           <w:ilvl w:val="0"/>
-          <w:numId w:val="36"/>
+          <w:numId w:val="4"/>
         </w:numPr>
         <w:spacing w:after="0" w:line="360" w:lineRule="auto"/>
         <w:jc w:val="both"/>
@@ -4064,7 +4325,7 @@
         <w:pStyle w:val="Prrafodelista"/>
         <w:numPr>
           <w:ilvl w:val="0"/>
-          <w:numId w:val="45"/>
+          <w:numId w:val="5"/>
         </w:numPr>
         <w:spacing w:after="0" w:line="360" w:lineRule="auto"/>
         <w:jc w:val="both"/>
@@ -4086,7 +4347,7 @@
         <w:pStyle w:val="Prrafodelista"/>
         <w:numPr>
           <w:ilvl w:val="0"/>
-          <w:numId w:val="45"/>
+          <w:numId w:val="5"/>
         </w:numPr>
         <w:spacing w:after="0" w:line="360" w:lineRule="auto"/>
         <w:jc w:val="both"/>
@@ -4108,7 +4369,7 @@
         <w:pStyle w:val="Prrafodelista"/>
         <w:numPr>
           <w:ilvl w:val="0"/>
-          <w:numId w:val="45"/>
+          <w:numId w:val="5"/>
         </w:numPr>
         <w:spacing w:after="0" w:line="360" w:lineRule="auto"/>
         <w:jc w:val="both"/>
@@ -4142,7 +4403,7 @@
         <w:pStyle w:val="Ttulo1"/>
         <w:numPr>
           <w:ilvl w:val="0"/>
-          <w:numId w:val="4"/>
+          <w:numId w:val="2"/>
         </w:numPr>
         <w:spacing w:before="0" w:line="360" w:lineRule="auto"/>
         <w:jc w:val="both"/>
@@ -4155,7 +4416,7 @@
           <w:szCs w:val="28"/>
         </w:rPr>
       </w:pPr>
-      <w:bookmarkStart w:id="3" w:name="_Toc224659152"/>
+      <w:bookmarkStart w:id="3" w:name="_Toc224727279"/>
       <w:r>
         <w:rPr>
           <w:rFonts w:asciiTheme="minorHAnsi" w:hAnsiTheme="minorHAnsi" w:cstheme="minorHAnsi"/>
@@ -4652,7 +4913,7 @@
         <w:pStyle w:val="Ttulo1"/>
         <w:numPr>
           <w:ilvl w:val="0"/>
-          <w:numId w:val="4"/>
+          <w:numId w:val="2"/>
         </w:numPr>
         <w:spacing w:before="0" w:line="360" w:lineRule="auto"/>
         <w:jc w:val="both"/>
@@ -4665,7 +4926,7 @@
           <w:szCs w:val="28"/>
         </w:rPr>
       </w:pPr>
-      <w:bookmarkStart w:id="4" w:name="_Toc224659153"/>
+      <w:bookmarkStart w:id="4" w:name="_Toc224727280"/>
       <w:r>
         <w:rPr>
           <w:rFonts w:asciiTheme="minorHAnsi" w:hAnsiTheme="minorHAnsi" w:cstheme="minorHAnsi"/>
@@ -4702,6 +4963,7 @@
           <w:b w:val="0"/>
           <w:bCs/>
           <w:caps w:val="0"/>
+          <w:noProof/>
           <w:sz w:val="20"/>
           <w:szCs w:val="18"/>
         </w:rPr>
@@ -4747,7 +5009,7 @@
         <w:pStyle w:val="Ttulo1"/>
         <w:numPr>
           <w:ilvl w:val="0"/>
-          <w:numId w:val="4"/>
+          <w:numId w:val="2"/>
         </w:numPr>
         <w:spacing w:before="0" w:line="360" w:lineRule="auto"/>
         <w:jc w:val="both"/>
@@ -4760,7 +5022,7 @@
           <w:szCs w:val="28"/>
         </w:rPr>
       </w:pPr>
-      <w:bookmarkStart w:id="5" w:name="_Toc224659154"/>
+      <w:bookmarkStart w:id="5" w:name="_Toc224727281"/>
       <w:r>
         <w:rPr>
           <w:rFonts w:ascii="Calibri" w:hAnsi="Calibri" w:cs="Calibri"/>
@@ -4798,7 +5060,7 @@
         <w:pStyle w:val="Prrafodelista"/>
         <w:numPr>
           <w:ilvl w:val="0"/>
-          <w:numId w:val="46"/>
+          <w:numId w:val="6"/>
         </w:numPr>
         <w:spacing w:after="0" w:line="360" w:lineRule="auto"/>
         <w:jc w:val="both"/>
@@ -4820,7 +5082,7 @@
         <w:pStyle w:val="Prrafodelista"/>
         <w:numPr>
           <w:ilvl w:val="0"/>
-          <w:numId w:val="46"/>
+          <w:numId w:val="6"/>
         </w:numPr>
         <w:spacing w:after="0" w:line="360" w:lineRule="auto"/>
         <w:jc w:val="both"/>
@@ -4842,7 +5104,7 @@
         <w:pStyle w:val="Prrafodelista"/>
         <w:numPr>
           <w:ilvl w:val="0"/>
-          <w:numId w:val="46"/>
+          <w:numId w:val="6"/>
         </w:numPr>
         <w:spacing w:after="0" w:line="360" w:lineRule="auto"/>
         <w:jc w:val="both"/>
@@ -4864,7 +5126,7 @@
         <w:pStyle w:val="Prrafodelista"/>
         <w:numPr>
           <w:ilvl w:val="0"/>
-          <w:numId w:val="46"/>
+          <w:numId w:val="6"/>
         </w:numPr>
         <w:spacing w:after="0" w:line="360" w:lineRule="auto"/>
         <w:jc w:val="both"/>
@@ -4886,7 +5148,7 @@
         <w:pStyle w:val="Prrafodelista"/>
         <w:numPr>
           <w:ilvl w:val="0"/>
-          <w:numId w:val="46"/>
+          <w:numId w:val="6"/>
         </w:numPr>
         <w:spacing w:after="0" w:line="360" w:lineRule="auto"/>
         <w:jc w:val="both"/>
@@ -4908,7 +5170,7 @@
         <w:pStyle w:val="Prrafodelista"/>
         <w:numPr>
           <w:ilvl w:val="0"/>
-          <w:numId w:val="46"/>
+          <w:numId w:val="6"/>
         </w:numPr>
         <w:spacing w:after="0" w:line="360" w:lineRule="auto"/>
         <w:jc w:val="both"/>
@@ -5013,7 +5275,7 @@
         <w:pStyle w:val="Ttulo1"/>
         <w:numPr>
           <w:ilvl w:val="0"/>
-          <w:numId w:val="4"/>
+          <w:numId w:val="2"/>
         </w:numPr>
         <w:spacing w:before="0" w:line="360" w:lineRule="auto"/>
         <w:jc w:val="both"/>
@@ -5026,7 +5288,7 @@
           <w:szCs w:val="28"/>
         </w:rPr>
       </w:pPr>
-      <w:bookmarkStart w:id="6" w:name="_Toc224659155"/>
+      <w:bookmarkStart w:id="6" w:name="_Toc224727282"/>
       <w:r>
         <w:rPr>
           <w:rFonts w:ascii="Calibri" w:hAnsi="Calibri" w:cs="Calibri"/>
@@ -5064,7 +5326,7 @@
         <w:pStyle w:val="Prrafodelista"/>
         <w:numPr>
           <w:ilvl w:val="0"/>
-          <w:numId w:val="47"/>
+          <w:numId w:val="7"/>
         </w:numPr>
         <w:spacing w:after="0" w:line="360" w:lineRule="auto"/>
         <w:jc w:val="both"/>
@@ -5104,7 +5366,7 @@
         <w:pStyle w:val="Prrafodelista"/>
         <w:numPr>
           <w:ilvl w:val="0"/>
-          <w:numId w:val="47"/>
+          <w:numId w:val="7"/>
         </w:numPr>
         <w:spacing w:after="0" w:line="360" w:lineRule="auto"/>
         <w:jc w:val="both"/>
@@ -5126,7 +5388,7 @@
         <w:pStyle w:val="Prrafodelista"/>
         <w:numPr>
           <w:ilvl w:val="0"/>
-          <w:numId w:val="47"/>
+          <w:numId w:val="7"/>
         </w:numPr>
         <w:spacing w:after="0" w:line="360" w:lineRule="auto"/>
         <w:jc w:val="both"/>
@@ -5166,7 +5428,7 @@
         <w:pStyle w:val="Prrafodelista"/>
         <w:numPr>
           <w:ilvl w:val="0"/>
-          <w:numId w:val="48"/>
+          <w:numId w:val="8"/>
         </w:numPr>
         <w:spacing w:after="0" w:line="360" w:lineRule="auto"/>
         <w:jc w:val="both"/>
@@ -5217,7 +5479,7 @@
         <w:pStyle w:val="Ttulo1"/>
         <w:numPr>
           <w:ilvl w:val="0"/>
-          <w:numId w:val="4"/>
+          <w:numId w:val="2"/>
         </w:numPr>
         <w:spacing w:before="0" w:line="360" w:lineRule="auto"/>
         <w:jc w:val="both"/>
@@ -5230,7 +5492,7 @@
           <w:szCs w:val="28"/>
         </w:rPr>
       </w:pPr>
-      <w:bookmarkStart w:id="7" w:name="_Toc224659156"/>
+      <w:bookmarkStart w:id="7" w:name="_Toc224727283"/>
       <w:r>
         <w:rPr>
           <w:rFonts w:ascii="Calibri" w:hAnsi="Calibri" w:cs="Calibri"/>
@@ -5267,7 +5529,7 @@
         <w:pStyle w:val="Prrafodelista"/>
         <w:numPr>
           <w:ilvl w:val="0"/>
-          <w:numId w:val="48"/>
+          <w:numId w:val="8"/>
         </w:numPr>
         <w:spacing w:after="0" w:line="360" w:lineRule="auto"/>
         <w:jc w:val="both"/>
@@ -5291,7 +5553,7 @@
         <w:pStyle w:val="Prrafodelista"/>
         <w:numPr>
           <w:ilvl w:val="0"/>
-          <w:numId w:val="48"/>
+          <w:numId w:val="8"/>
         </w:numPr>
         <w:spacing w:after="0" w:line="360" w:lineRule="auto"/>
         <w:jc w:val="both"/>
@@ -5315,7 +5577,7 @@
         <w:pStyle w:val="Prrafodelista"/>
         <w:numPr>
           <w:ilvl w:val="0"/>
-          <w:numId w:val="48"/>
+          <w:numId w:val="8"/>
         </w:numPr>
         <w:spacing w:after="0" w:line="360" w:lineRule="auto"/>
         <w:jc w:val="both"/>
@@ -5339,7 +5601,7 @@
         <w:pStyle w:val="Prrafodelista"/>
         <w:numPr>
           <w:ilvl w:val="0"/>
-          <w:numId w:val="48"/>
+          <w:numId w:val="8"/>
         </w:numPr>
         <w:spacing w:after="0" w:line="360" w:lineRule="auto"/>
         <w:jc w:val="both"/>
@@ -5363,7 +5625,7 @@
         <w:pStyle w:val="Prrafodelista"/>
         <w:numPr>
           <w:ilvl w:val="0"/>
-          <w:numId w:val="48"/>
+          <w:numId w:val="8"/>
         </w:numPr>
         <w:spacing w:after="0" w:line="360" w:lineRule="auto"/>
         <w:jc w:val="both"/>
@@ -5387,7 +5649,7 @@
         <w:pStyle w:val="Prrafodelista"/>
         <w:numPr>
           <w:ilvl w:val="0"/>
-          <w:numId w:val="48"/>
+          <w:numId w:val="8"/>
         </w:numPr>
         <w:spacing w:after="0" w:line="360" w:lineRule="auto"/>
         <w:jc w:val="both"/>
@@ -5411,7 +5673,7 @@
         <w:pStyle w:val="Prrafodelista"/>
         <w:numPr>
           <w:ilvl w:val="0"/>
-          <w:numId w:val="48"/>
+          <w:numId w:val="8"/>
         </w:numPr>
         <w:spacing w:after="0" w:line="360" w:lineRule="auto"/>
         <w:jc w:val="both"/>
@@ -5453,7 +5715,7 @@
         <w:pStyle w:val="Prrafodelista"/>
         <w:numPr>
           <w:ilvl w:val="0"/>
-          <w:numId w:val="49"/>
+          <w:numId w:val="9"/>
         </w:numPr>
         <w:spacing w:after="0" w:line="360" w:lineRule="auto"/>
         <w:jc w:val="both"/>
@@ -5487,7 +5749,7 @@
         <w:pStyle w:val="Ttulo1"/>
         <w:numPr>
           <w:ilvl w:val="0"/>
-          <w:numId w:val="4"/>
+          <w:numId w:val="2"/>
         </w:numPr>
         <w:spacing w:before="0" w:line="360" w:lineRule="auto"/>
         <w:jc w:val="both"/>
@@ -5500,7 +5762,7 @@
           <w:szCs w:val="28"/>
         </w:rPr>
       </w:pPr>
-      <w:bookmarkStart w:id="8" w:name="_Toc224659157"/>
+      <w:bookmarkStart w:id="8" w:name="_Toc224727284"/>
       <w:r>
         <w:rPr>
           <w:rFonts w:ascii="Calibri" w:hAnsi="Calibri" w:cs="Calibri"/>
@@ -5537,7 +5799,7 @@
         <w:pStyle w:val="Prrafodelista"/>
         <w:numPr>
           <w:ilvl w:val="0"/>
-          <w:numId w:val="49"/>
+          <w:numId w:val="9"/>
         </w:numPr>
         <w:spacing w:after="0" w:line="360" w:lineRule="auto"/>
         <w:jc w:val="both"/>
@@ -5577,7 +5839,7 @@
         <w:pStyle w:val="Prrafodelista"/>
         <w:numPr>
           <w:ilvl w:val="0"/>
-          <w:numId w:val="49"/>
+          <w:numId w:val="9"/>
         </w:numPr>
         <w:spacing w:after="0" w:line="360" w:lineRule="auto"/>
         <w:jc w:val="both"/>
@@ -5617,7 +5879,7 @@
         <w:pStyle w:val="Prrafodelista"/>
         <w:numPr>
           <w:ilvl w:val="0"/>
-          <w:numId w:val="49"/>
+          <w:numId w:val="9"/>
         </w:numPr>
         <w:spacing w:after="0" w:line="360" w:lineRule="auto"/>
         <w:jc w:val="both"/>
@@ -5639,7 +5901,7 @@
         <w:pStyle w:val="Prrafodelista"/>
         <w:numPr>
           <w:ilvl w:val="0"/>
-          <w:numId w:val="49"/>
+          <w:numId w:val="9"/>
         </w:numPr>
         <w:spacing w:after="0" w:line="360" w:lineRule="auto"/>
         <w:jc w:val="both"/>
@@ -5661,7 +5923,7 @@
         <w:pStyle w:val="Prrafodelista"/>
         <w:numPr>
           <w:ilvl w:val="0"/>
-          <w:numId w:val="49"/>
+          <w:numId w:val="9"/>
         </w:numPr>
         <w:spacing w:after="0" w:line="360" w:lineRule="auto"/>
         <w:jc w:val="both"/>
@@ -5683,7 +5945,7 @@
         <w:pStyle w:val="Prrafodelista"/>
         <w:numPr>
           <w:ilvl w:val="0"/>
-          <w:numId w:val="49"/>
+          <w:numId w:val="9"/>
         </w:numPr>
         <w:spacing w:after="0" w:line="360" w:lineRule="auto"/>
         <w:jc w:val="both"/>
@@ -5705,7 +5967,7 @@
         <w:pStyle w:val="Ttulo1"/>
         <w:numPr>
           <w:ilvl w:val="0"/>
-          <w:numId w:val="4"/>
+          <w:numId w:val="2"/>
         </w:numPr>
         <w:spacing w:before="0" w:line="360" w:lineRule="auto"/>
         <w:jc w:val="both"/>
@@ -5718,7 +5980,7 @@
           <w:szCs w:val="28"/>
         </w:rPr>
       </w:pPr>
-      <w:bookmarkStart w:id="9" w:name="_Toc224659158"/>
+      <w:bookmarkStart w:id="9" w:name="_Toc224727285"/>
       <w:r>
         <w:rPr>
           <w:rFonts w:ascii="Calibri" w:hAnsi="Calibri" w:cs="Calibri"/>
@@ -5756,7 +6018,7 @@
         <w:pStyle w:val="Prrafodelista"/>
         <w:numPr>
           <w:ilvl w:val="0"/>
-          <w:numId w:val="50"/>
+          <w:numId w:val="10"/>
         </w:numPr>
         <w:spacing w:after="0" w:line="360" w:lineRule="auto"/>
         <w:jc w:val="both"/>
@@ -5796,19 +6058,21 @@
         <w:pStyle w:val="Prrafodelista"/>
         <w:numPr>
           <w:ilvl w:val="0"/>
-          <w:numId w:val="50"/>
+          <w:numId w:val="10"/>
         </w:numPr>
         <w:spacing w:after="0" w:line="360" w:lineRule="auto"/>
         <w:jc w:val="both"/>
         <w:rPr>
           <w:sz w:val="20"/>
           <w:szCs w:val="20"/>
-        </w:rPr>
-      </w:pPr>
-      <w:r>
-        <w:rPr>
-          <w:sz w:val="20"/>
-          <w:szCs w:val="20"/>
+          <w:lang w:val="en-US"/>
+        </w:rPr>
+      </w:pPr>
+      <w:r>
+        <w:rPr>
+          <w:sz w:val="20"/>
+          <w:szCs w:val="20"/>
+          <w:lang w:val="en-US"/>
         </w:rPr>
         <w:t>sudo cp scripts/systemd/mopdga.service /etc/systemd/system/</w:t>
       </w:r>
@@ -5818,7 +6082,7 @@
         <w:pStyle w:val="Prrafodelista"/>
         <w:numPr>
           <w:ilvl w:val="0"/>
-          <w:numId w:val="50"/>
+          <w:numId w:val="10"/>
         </w:numPr>
         <w:spacing w:after="0" w:line="360" w:lineRule="auto"/>
         <w:jc w:val="both"/>
@@ -5840,7 +6104,7 @@
         <w:pStyle w:val="Prrafodelista"/>
         <w:numPr>
           <w:ilvl w:val="0"/>
-          <w:numId w:val="50"/>
+          <w:numId w:val="10"/>
         </w:numPr>
         <w:spacing w:after="0" w:line="360" w:lineRule="auto"/>
         <w:jc w:val="both"/>
@@ -5862,7 +6126,7 @@
         <w:pStyle w:val="Prrafodelista"/>
         <w:numPr>
           <w:ilvl w:val="0"/>
-          <w:numId w:val="50"/>
+          <w:numId w:val="10"/>
         </w:numPr>
         <w:spacing w:after="0" w:line="360" w:lineRule="auto"/>
         <w:jc w:val="both"/>
@@ -5896,7 +6160,7 @@
         <w:pStyle w:val="Ttulo1"/>
         <w:numPr>
           <w:ilvl w:val="0"/>
-          <w:numId w:val="4"/>
+          <w:numId w:val="2"/>
         </w:numPr>
         <w:spacing w:before="0" w:line="360" w:lineRule="auto"/>
         <w:jc w:val="both"/>
@@ -5909,7 +6173,6 @@
           <w:szCs w:val="28"/>
         </w:rPr>
       </w:pPr>
-      <w:bookmarkStart w:id="10" w:name="_Toc224659159"/>
       <w:r>
         <w:rPr>
           <w:rFonts w:ascii="Calibri" w:hAnsi="Calibri" w:cs="Calibri"/>
@@ -5921,6 +6184,7 @@
         </w:rPr>
         <w:t xml:space="preserve"> </w:t>
       </w:r>
+      <w:bookmarkStart w:id="10" w:name="_Toc224727286"/>
       <w:r>
         <w:rPr>
           <w:rFonts w:ascii="Calibri" w:hAnsi="Calibri" w:cs="Calibri"/>
@@ -6099,7 +6363,7 @@
         <w:pStyle w:val="Ttulo1"/>
         <w:numPr>
           <w:ilvl w:val="0"/>
-          <w:numId w:val="4"/>
+          <w:numId w:val="2"/>
         </w:numPr>
         <w:spacing w:before="0" w:line="360" w:lineRule="auto"/>
         <w:jc w:val="both"/>
@@ -6123,6 +6387,7 @@
         </w:rPr>
         <w:t xml:space="preserve"> </w:t>
       </w:r>
+      <w:bookmarkStart w:id="11" w:name="_Toc224727287"/>
       <w:r>
         <w:rPr>
           <w:rFonts w:ascii="Calibri" w:hAnsi="Calibri" w:cs="Calibri"/>
@@ -6134,6 +6399,7 @@
         </w:rPr>
         <w:t>LOGS Y MONITOREO</w:t>
       </w:r>
+      <w:bookmarkEnd w:id="11"/>
     </w:p>
     <w:p>
       <w:pPr>
@@ -6158,7 +6424,7 @@
         <w:pStyle w:val="Prrafodelista"/>
         <w:numPr>
           <w:ilvl w:val="0"/>
-          <w:numId w:val="51"/>
+          <w:numId w:val="11"/>
         </w:numPr>
         <w:spacing w:after="0" w:line="360" w:lineRule="auto"/>
         <w:jc w:val="both"/>
@@ -6198,7 +6464,7 @@
         <w:pStyle w:val="Prrafodelista"/>
         <w:numPr>
           <w:ilvl w:val="0"/>
-          <w:numId w:val="51"/>
+          <w:numId w:val="11"/>
         </w:numPr>
         <w:spacing w:after="0" w:line="360" w:lineRule="auto"/>
         <w:jc w:val="both"/>
@@ -6220,7 +6486,7 @@
         <w:pStyle w:val="Prrafodelista"/>
         <w:numPr>
           <w:ilvl w:val="0"/>
-          <w:numId w:val="51"/>
+          <w:numId w:val="11"/>
         </w:numPr>
         <w:spacing w:after="0" w:line="360" w:lineRule="auto"/>
         <w:jc w:val="both"/>
@@ -6242,7 +6508,7 @@
         <w:pStyle w:val="Prrafodelista"/>
         <w:numPr>
           <w:ilvl w:val="0"/>
-          <w:numId w:val="51"/>
+          <w:numId w:val="11"/>
         </w:numPr>
         <w:spacing w:after="0" w:line="360" w:lineRule="auto"/>
         <w:jc w:val="both"/>
@@ -6276,7 +6542,7 @@
         <w:pStyle w:val="Ttulo1"/>
         <w:numPr>
           <w:ilvl w:val="0"/>
-          <w:numId w:val="4"/>
+          <w:numId w:val="2"/>
         </w:numPr>
         <w:spacing w:before="0" w:line="360" w:lineRule="auto"/>
         <w:jc w:val="both"/>
@@ -6298,87 +6564,10 @@
           <w:sz w:val="28"/>
           <w:szCs w:val="28"/>
         </w:rPr>
-        <w:t xml:space="preserve"> CONSIDERACIONES OPERATIVAS</w:t>
-      </w:r>
-    </w:p>
-    <w:p>
-      <w:pPr>
-        <w:pStyle w:val="Prrafodelista"/>
-        <w:numPr>
-          <w:ilvl w:val="0"/>
-          <w:numId w:val="52"/>
-        </w:numPr>
-        <w:spacing w:after="0" w:line="360" w:lineRule="auto"/>
-        <w:jc w:val="both"/>
-        <w:rPr>
-          <w:sz w:val="20"/>
-          <w:szCs w:val="20"/>
-        </w:rPr>
-      </w:pPr>
-      <w:r>
-        <w:rPr>
-          <w:sz w:val="20"/>
-          <w:szCs w:val="20"/>
-        </w:rPr>
-        <w:t>Solo 1 sesión activa para evitar conflictos.</w:t>
-      </w:r>
-    </w:p>
-    <w:p>
-      <w:pPr>
-        <w:pStyle w:val="Prrafodelista"/>
-        <w:numPr>
-          <w:ilvl w:val="0"/>
-          <w:numId w:val="52"/>
-        </w:numPr>
-        <w:spacing w:after="0" w:line="360" w:lineRule="auto"/>
-        <w:jc w:val="both"/>
-        <w:rPr>
-          <w:sz w:val="20"/>
-          <w:szCs w:val="20"/>
-        </w:rPr>
-      </w:pPr>
-      <w:r>
-        <w:rPr>
-          <w:sz w:val="20"/>
-          <w:szCs w:val="20"/>
-        </w:rPr>
-        <w:t>Los archivos descargados no se eliminan si el proceso se cancela.</w:t>
-      </w:r>
-    </w:p>
-    <w:p>
-      <w:pPr>
-        <w:pStyle w:val="Prrafodelista"/>
-        <w:numPr>
-          <w:ilvl w:val="0"/>
-          <w:numId w:val="52"/>
-        </w:numPr>
-        <w:spacing w:after="0" w:line="360" w:lineRule="auto"/>
-        <w:jc w:val="both"/>
-        <w:rPr>
-          <w:sz w:val="20"/>
-          <w:szCs w:val="20"/>
-        </w:rPr>
-      </w:pPr>
-      <w:r>
-        <w:rPr>
-          <w:sz w:val="20"/>
-          <w:szCs w:val="20"/>
-        </w:rPr>
-        <w:t>El servicio puede ejecutarse permanentemente mediante systemd.</w:t>
-      </w:r>
-    </w:p>
-    <w:p/>
-    <w:p/>
-    <w:p/>
-    <w:p>
-      <w:pPr>
-        <w:pStyle w:val="Ttulo1"/>
-        <w:numPr>
-          <w:ilvl w:val="0"/>
-          <w:numId w:val="4"/>
-        </w:numPr>
-        <w:spacing w:before="0" w:line="360" w:lineRule="auto"/>
-        <w:jc w:val="both"/>
+        <w:t xml:space="preserve"> </w:t>
+      </w:r>
+      <w:bookmarkStart w:id="12" w:name="_Toc224727288"/>
+      <w:r>
         <w:rPr>
           <w:rFonts w:ascii="Calibri" w:hAnsi="Calibri" w:cs="Calibri"/>
           <w:b/>
@@ -6387,8 +6576,88 @@
           <w:sz w:val="28"/>
           <w:szCs w:val="28"/>
         </w:rPr>
-      </w:pPr>
-      <w:r>
+        <w:t>CONSIDERACIONES OPERATIVAS</w:t>
+      </w:r>
+      <w:bookmarkEnd w:id="12"/>
+    </w:p>
+    <w:p>
+      <w:pPr>
+        <w:pStyle w:val="Prrafodelista"/>
+        <w:numPr>
+          <w:ilvl w:val="0"/>
+          <w:numId w:val="12"/>
+        </w:numPr>
+        <w:spacing w:after="0" w:line="360" w:lineRule="auto"/>
+        <w:jc w:val="both"/>
+        <w:rPr>
+          <w:sz w:val="20"/>
+          <w:szCs w:val="20"/>
+        </w:rPr>
+      </w:pPr>
+      <w:r>
+        <w:rPr>
+          <w:sz w:val="20"/>
+          <w:szCs w:val="20"/>
+        </w:rPr>
+        <w:t>Solo 1 sesión activa para evitar conflictos.</w:t>
+      </w:r>
+    </w:p>
+    <w:p>
+      <w:pPr>
+        <w:pStyle w:val="Prrafodelista"/>
+        <w:numPr>
+          <w:ilvl w:val="0"/>
+          <w:numId w:val="12"/>
+        </w:numPr>
+        <w:spacing w:after="0" w:line="360" w:lineRule="auto"/>
+        <w:jc w:val="both"/>
+        <w:rPr>
+          <w:sz w:val="20"/>
+          <w:szCs w:val="20"/>
+        </w:rPr>
+      </w:pPr>
+      <w:r>
+        <w:rPr>
+          <w:sz w:val="20"/>
+          <w:szCs w:val="20"/>
+        </w:rPr>
+        <w:t>Los archivos descargados no se eliminan si el proceso se cancela.</w:t>
+      </w:r>
+    </w:p>
+    <w:p>
+      <w:pPr>
+        <w:pStyle w:val="Prrafodelista"/>
+        <w:numPr>
+          <w:ilvl w:val="0"/>
+          <w:numId w:val="12"/>
+        </w:numPr>
+        <w:spacing w:after="0" w:line="360" w:lineRule="auto"/>
+        <w:jc w:val="both"/>
+        <w:rPr>
+          <w:sz w:val="20"/>
+          <w:szCs w:val="20"/>
+        </w:rPr>
+      </w:pPr>
+      <w:r>
+        <w:rPr>
+          <w:sz w:val="20"/>
+          <w:szCs w:val="20"/>
+        </w:rPr>
+        <w:t>El servicio puede ejecutarse permanentemente mediante systemd.</w:t>
+      </w:r>
+    </w:p>
+    <w:p/>
+    <w:p/>
+    <w:p/>
+    <w:p>
+      <w:pPr>
+        <w:pStyle w:val="Ttulo1"/>
+        <w:numPr>
+          <w:ilvl w:val="0"/>
+          <w:numId w:val="2"/>
+        </w:numPr>
+        <w:spacing w:before="0" w:line="360" w:lineRule="auto"/>
+        <w:jc w:val="both"/>
         <w:rPr>
           <w:rFonts w:ascii="Calibri" w:hAnsi="Calibri" w:cs="Calibri"/>
           <w:b/>
@@ -6397,9 +6666,32 @@
           <w:sz w:val="28"/>
           <w:szCs w:val="28"/>
         </w:rPr>
+      </w:pPr>
+      <w:r>
+        <w:rPr>
+          <w:rFonts w:ascii="Calibri" w:hAnsi="Calibri" w:cs="Calibri"/>
+          <w:b/>
+          <w:bCs/>
+          <w:color w:val="auto"/>
+          <w:sz w:val="28"/>
+          <w:szCs w:val="28"/>
+        </w:rPr>
         <w:lastRenderedPageBreak/>
-        <w:t xml:space="preserve"> REFERENCIAS Y FUENTES DE DOCUMENTACIÓN</w:t>
-      </w:r>
+        <w:t xml:space="preserve"> </w:t>
+      </w:r>
+      <w:bookmarkStart w:id="13" w:name="_Toc224727289"/>
+      <w:r>
+        <w:rPr>
+          <w:rFonts w:ascii="Calibri" w:hAnsi="Calibri" w:cs="Calibri"/>
+          <w:b/>
+          <w:bCs/>
+          <w:color w:val="auto"/>
+          <w:sz w:val="28"/>
+          <w:szCs w:val="28"/>
+        </w:rPr>
+        <w:t>REFERENCIAS Y FUENTES DE DOCUMENTACIÓN</w:t>
+      </w:r>
+      <w:bookmarkEnd w:id="13"/>
     </w:p>
     <w:p>
       <w:pPr>
@@ -6416,7 +6708,21 @@
           <w:sz w:val="20"/>
           <w:szCs w:val="20"/>
         </w:rPr>
-        <w:t>Este apartado documenta los archivos utilizados como base para la elaboración del presente manual técnico y manual de usuario. Su objetivo es mantener la trazabilidad de la información y facilitar futuras mantenciones o validaciones.</w:t>
+        <w:t>Este apartado documenta los archivos utilizados como base para la elaboración del presente manual técnico y manual de usuario</w:t>
+      </w:r>
+      <w:r>
+        <w:rPr>
+          <w:sz w:val="20"/>
+          <w:szCs w:val="20"/>
+        </w:rPr>
+        <w:t>, estos archivos de referencia se encuentran ubicados en la raíz del proyecto</w:t>
+      </w:r>
+      <w:r>
+        <w:rPr>
+          <w:sz w:val="20"/>
+          <w:szCs w:val="20"/>
+        </w:rPr>
+        <w:t>. Su objetivo es mantener la trazabilidad de la información y facilitar futuras mantenciones o validaciones.</w:t>
       </w:r>
     </w:p>
     <w:p>
@@ -6630,7 +6936,7 @@
         <w:pStyle w:val="Prrafodelista"/>
         <w:numPr>
           <w:ilvl w:val="0"/>
-          <w:numId w:val="52"/>
+          <w:numId w:val="12"/>
         </w:numPr>
         <w:spacing w:after="0" w:line="360" w:lineRule="auto"/>
         <w:jc w:val="both"/>
@@ -6652,7 +6958,7 @@
         <w:pStyle w:val="Prrafodelista"/>
         <w:numPr>
           <w:ilvl w:val="0"/>
-          <w:numId w:val="52"/>
+          <w:numId w:val="12"/>
         </w:numPr>
         <w:spacing w:after="0" w:line="360" w:lineRule="auto"/>
         <w:jc w:val="both"/>
@@ -6674,7 +6980,7 @@
         <w:pStyle w:val="Prrafodelista"/>
         <w:numPr>
           <w:ilvl w:val="1"/>
-          <w:numId w:val="52"/>
+          <w:numId w:val="12"/>
         </w:numPr>
         <w:spacing w:after="0" w:line="360" w:lineRule="auto"/>
         <w:jc w:val="both"/>
@@ -6696,7 +7002,7 @@
         <w:pStyle w:val="Prrafodelista"/>
         <w:numPr>
           <w:ilvl w:val="1"/>
-          <w:numId w:val="52"/>
+          <w:numId w:val="12"/>
         </w:numPr>
         <w:spacing w:after="0" w:line="360" w:lineRule="auto"/>
         <w:jc w:val="both"/>
@@ -6718,7 +7024,7 @@
         <w:pStyle w:val="Prrafodelista"/>
         <w:numPr>
           <w:ilvl w:val="1"/>
-          <w:numId w:val="52"/>
+          <w:numId w:val="12"/>
         </w:numPr>
         <w:spacing w:after="0" w:line="360" w:lineRule="auto"/>
         <w:jc w:val="both"/>
@@ -6740,7 +7046,7 @@
         <w:pStyle w:val="Prrafodelista"/>
         <w:numPr>
           <w:ilvl w:val="1"/>
-          <w:numId w:val="52"/>
+          <w:numId w:val="12"/>
         </w:numPr>
         <w:spacing w:after="0" w:line="360" w:lineRule="auto"/>
         <w:jc w:val="both"/>
@@ -6782,7 +7088,7 @@
         <w:pStyle w:val="Prrafodelista"/>
         <w:numPr>
           <w:ilvl w:val="0"/>
-          <w:numId w:val="52"/>
+          <w:numId w:val="12"/>
         </w:numPr>
         <w:spacing w:after="0" w:line="360" w:lineRule="auto"/>
         <w:jc w:val="both"/>
@@ -6804,7 +7110,7 @@
         <w:pStyle w:val="Prrafodelista"/>
         <w:numPr>
           <w:ilvl w:val="0"/>
-          <w:numId w:val="52"/>
+          <w:numId w:val="12"/>
         </w:numPr>
         <w:spacing w:after="0" w:line="360" w:lineRule="auto"/>
         <w:jc w:val="both"/>
@@ -6826,7 +7132,7 @@
         <w:pStyle w:val="Prrafodelista"/>
         <w:numPr>
           <w:ilvl w:val="1"/>
-          <w:numId w:val="52"/>
+          <w:numId w:val="12"/>
         </w:numPr>
         <w:spacing w:after="0" w:line="360" w:lineRule="auto"/>
         <w:jc w:val="both"/>
@@ -6848,7 +7154,7 @@
         <w:pStyle w:val="Prrafodelista"/>
         <w:numPr>
           <w:ilvl w:val="1"/>
-          <w:numId w:val="52"/>
+          <w:numId w:val="12"/>
         </w:numPr>
         <w:spacing w:after="0" w:line="360" w:lineRule="auto"/>
         <w:jc w:val="both"/>
@@ -6870,7 +7176,7 @@
         <w:pStyle w:val="Prrafodelista"/>
         <w:numPr>
           <w:ilvl w:val="1"/>
-          <w:numId w:val="52"/>
+          <w:numId w:val="12"/>
         </w:numPr>
         <w:spacing w:after="0" w:line="360" w:lineRule="auto"/>
         <w:jc w:val="both"/>
@@ -6892,7 +7198,7 @@
         <w:pStyle w:val="Prrafodelista"/>
         <w:numPr>
           <w:ilvl w:val="1"/>
-          <w:numId w:val="52"/>
+          <w:numId w:val="12"/>
         </w:numPr>
         <w:spacing w:after="0" w:line="360" w:lineRule="auto"/>
         <w:jc w:val="both"/>
@@ -6914,7 +7220,7 @@
         <w:pStyle w:val="Prrafodelista"/>
         <w:numPr>
           <w:ilvl w:val="1"/>
-          <w:numId w:val="52"/>
+          <w:numId w:val="12"/>
         </w:numPr>
         <w:spacing w:after="0" w:line="360" w:lineRule="auto"/>
         <w:jc w:val="both"/>
@@ -6956,7 +7262,7 @@
         <w:pStyle w:val="Prrafodelista"/>
         <w:numPr>
           <w:ilvl w:val="0"/>
-          <w:numId w:val="52"/>
+          <w:numId w:val="12"/>
         </w:numPr>
         <w:spacing w:after="0" w:line="360" w:lineRule="auto"/>
         <w:jc w:val="both"/>
@@ -6978,7 +7284,7 @@
         <w:pStyle w:val="Prrafodelista"/>
         <w:numPr>
           <w:ilvl w:val="0"/>
-          <w:numId w:val="52"/>
+          <w:numId w:val="12"/>
         </w:numPr>
         <w:spacing w:after="0" w:line="360" w:lineRule="auto"/>
         <w:jc w:val="both"/>
@@ -7000,7 +7306,7 @@
         <w:pStyle w:val="Prrafodelista"/>
         <w:numPr>
           <w:ilvl w:val="1"/>
-          <w:numId w:val="52"/>
+          <w:numId w:val="12"/>
         </w:numPr>
         <w:spacing w:after="0" w:line="360" w:lineRule="auto"/>
         <w:jc w:val="both"/>
@@ -7022,7 +7328,7 @@
         <w:pStyle w:val="Prrafodelista"/>
         <w:numPr>
           <w:ilvl w:val="1"/>
-          <w:numId w:val="52"/>
+          <w:numId w:val="12"/>
         </w:numPr>
         <w:spacing w:after="0" w:line="360" w:lineRule="auto"/>
         <w:jc w:val="both"/>
@@ -7044,7 +7350,7 @@
         <w:pStyle w:val="Prrafodelista"/>
         <w:numPr>
           <w:ilvl w:val="1"/>
-          <w:numId w:val="52"/>
+          <w:numId w:val="12"/>
         </w:numPr>
         <w:spacing w:after="0" w:line="360" w:lineRule="auto"/>
         <w:jc w:val="both"/>
@@ -7066,7 +7372,7 @@
         <w:pStyle w:val="Prrafodelista"/>
         <w:numPr>
           <w:ilvl w:val="1"/>
-          <w:numId w:val="52"/>
+          <w:numId w:val="12"/>
         </w:numPr>
         <w:spacing w:after="0" w:line="360" w:lineRule="auto"/>
         <w:jc w:val="both"/>
@@ -7088,7 +7394,7 @@
         <w:pStyle w:val="Prrafodelista"/>
         <w:numPr>
           <w:ilvl w:val="1"/>
-          <w:numId w:val="52"/>
+          <w:numId w:val="12"/>
         </w:numPr>
         <w:spacing w:after="0" w:line="360" w:lineRule="auto"/>
         <w:jc w:val="both"/>
@@ -7121,7 +7427,7 @@
         <w:pStyle w:val="Prrafodelista"/>
         <w:numPr>
           <w:ilvl w:val="0"/>
-          <w:numId w:val="52"/>
+          <w:numId w:val="12"/>
         </w:numPr>
         <w:spacing w:after="0" w:line="360" w:lineRule="auto"/>
         <w:jc w:val="both"/>
@@ -7143,7 +7449,7 @@
         <w:pStyle w:val="Prrafodelista"/>
         <w:numPr>
           <w:ilvl w:val="0"/>
-          <w:numId w:val="52"/>
+          <w:numId w:val="12"/>
         </w:numPr>
         <w:spacing w:after="0" w:line="360" w:lineRule="auto"/>
         <w:jc w:val="both"/>
@@ -7165,7 +7471,7 @@
         <w:pStyle w:val="Prrafodelista"/>
         <w:numPr>
           <w:ilvl w:val="1"/>
-          <w:numId w:val="52"/>
+          <w:numId w:val="12"/>
         </w:numPr>
         <w:spacing w:after="0" w:line="360" w:lineRule="auto"/>
         <w:jc w:val="both"/>
@@ -7187,7 +7493,7 @@
         <w:pStyle w:val="Prrafodelista"/>
         <w:numPr>
           <w:ilvl w:val="1"/>
-          <w:numId w:val="52"/>
+          <w:numId w:val="12"/>
         </w:numPr>
         <w:spacing w:after="0" w:line="360" w:lineRule="auto"/>
         <w:jc w:val="both"/>
@@ -7209,7 +7515,7 @@
         <w:pStyle w:val="Prrafodelista"/>
         <w:numPr>
           <w:ilvl w:val="1"/>
-          <w:numId w:val="52"/>
+          <w:numId w:val="12"/>
         </w:numPr>
         <w:spacing w:after="0" w:line="360" w:lineRule="auto"/>
         <w:jc w:val="both"/>
@@ -7231,7 +7537,7 @@
         <w:pStyle w:val="Prrafodelista"/>
         <w:numPr>
           <w:ilvl w:val="1"/>
-          <w:numId w:val="52"/>
+          <w:numId w:val="12"/>
         </w:numPr>
         <w:spacing w:after="0" w:line="360" w:lineRule="auto"/>
         <w:jc w:val="both"/>
@@ -7279,7 +7585,7 @@
         <w:pStyle w:val="Prrafodelista"/>
         <w:numPr>
           <w:ilvl w:val="0"/>
-          <w:numId w:val="52"/>
+          <w:numId w:val="12"/>
         </w:numPr>
         <w:spacing w:after="0" w:line="360" w:lineRule="auto"/>
         <w:jc w:val="both"/>
@@ -7301,7 +7607,7 @@
         <w:pStyle w:val="Prrafodelista"/>
         <w:numPr>
           <w:ilvl w:val="0"/>
-          <w:numId w:val="52"/>
+          <w:numId w:val="12"/>
         </w:numPr>
         <w:spacing w:after="0" w:line="360" w:lineRule="auto"/>
         <w:jc w:val="both"/>
@@ -7323,7 +7629,7 @@
         <w:pStyle w:val="Prrafodelista"/>
         <w:numPr>
           <w:ilvl w:val="1"/>
-          <w:numId w:val="52"/>
+          <w:numId w:val="12"/>
         </w:numPr>
         <w:spacing w:after="0" w:line="360" w:lineRule="auto"/>
         <w:jc w:val="both"/>
@@ -7345,7 +7651,7 @@
         <w:pStyle w:val="Prrafodelista"/>
         <w:numPr>
           <w:ilvl w:val="1"/>
-          <w:numId w:val="52"/>
+          <w:numId w:val="12"/>
         </w:numPr>
         <w:spacing w:after="0" w:line="360" w:lineRule="auto"/>
         <w:jc w:val="both"/>
@@ -7367,7 +7673,7 @@
         <w:pStyle w:val="Prrafodelista"/>
         <w:numPr>
           <w:ilvl w:val="1"/>
-          <w:numId w:val="52"/>
+          <w:numId w:val="12"/>
         </w:numPr>
         <w:spacing w:after="0" w:line="360" w:lineRule="auto"/>
         <w:jc w:val="both"/>
@@ -7389,7 +7695,7 @@
         <w:pStyle w:val="Prrafodelista"/>
         <w:numPr>
           <w:ilvl w:val="1"/>
-          <w:numId w:val="52"/>
+          <w:numId w:val="12"/>
         </w:numPr>
         <w:spacing w:after="0" w:line="360" w:lineRule="auto"/>
         <w:jc w:val="both"/>
@@ -7411,7 +7717,7 @@
         <w:pStyle w:val="Prrafodelista"/>
         <w:numPr>
           <w:ilvl w:val="1"/>
-          <w:numId w:val="52"/>
+          <w:numId w:val="12"/>
         </w:numPr>
         <w:spacing w:after="0" w:line="360" w:lineRule="auto"/>
         <w:jc w:val="both"/>
@@ -7459,7 +7765,7 @@
         <w:pStyle w:val="Prrafodelista"/>
         <w:numPr>
           <w:ilvl w:val="0"/>
-          <w:numId w:val="52"/>
+          <w:numId w:val="12"/>
         </w:numPr>
         <w:spacing w:after="0" w:line="360" w:lineRule="auto"/>
         <w:jc w:val="both"/>
@@ -7481,7 +7787,7 @@
         <w:pStyle w:val="Prrafodelista"/>
         <w:numPr>
           <w:ilvl w:val="0"/>
-          <w:numId w:val="52"/>
+          <w:numId w:val="12"/>
         </w:numPr>
         <w:spacing w:after="0" w:line="360" w:lineRule="auto"/>
         <w:jc w:val="both"/>
@@ -7503,7 +7809,7 @@
         <w:pStyle w:val="Prrafodelista"/>
         <w:numPr>
           <w:ilvl w:val="1"/>
-          <w:numId w:val="52"/>
+          <w:numId w:val="12"/>
         </w:numPr>
         <w:spacing w:after="0" w:line="360" w:lineRule="auto"/>
         <w:jc w:val="both"/>
@@ -7525,7 +7831,7 @@
         <w:pStyle w:val="Prrafodelista"/>
         <w:numPr>
           <w:ilvl w:val="1"/>
-          <w:numId w:val="52"/>
+          <w:numId w:val="12"/>
         </w:numPr>
         <w:spacing w:after="0" w:line="360" w:lineRule="auto"/>
         <w:jc w:val="both"/>
@@ -7547,7 +7853,7 @@
         <w:pStyle w:val="Prrafodelista"/>
         <w:numPr>
           <w:ilvl w:val="1"/>
-          <w:numId w:val="52"/>
+          <w:numId w:val="12"/>
         </w:numPr>
         <w:spacing w:after="0" w:line="360" w:lineRule="auto"/>
         <w:jc w:val="both"/>
@@ -7569,7 +7875,7 @@
         <w:pStyle w:val="Prrafodelista"/>
         <w:numPr>
           <w:ilvl w:val="1"/>
-          <w:numId w:val="52"/>
+          <w:numId w:val="12"/>
         </w:numPr>
         <w:spacing w:after="0" w:line="360" w:lineRule="auto"/>
         <w:jc w:val="both"/>
@@ -7635,7 +7941,7 @@
         <w:pStyle w:val="Prrafodelista"/>
         <w:numPr>
           <w:ilvl w:val="0"/>
-          <w:numId w:val="62"/>
+          <w:numId w:val="13"/>
         </w:numPr>
         <w:spacing w:after="0" w:line="360" w:lineRule="auto"/>
         <w:jc w:val="both"/>
@@ -7657,7 +7963,7 @@
         <w:pStyle w:val="Prrafodelista"/>
         <w:numPr>
           <w:ilvl w:val="0"/>
-          <w:numId w:val="62"/>
+          <w:numId w:val="13"/>
         </w:numPr>
         <w:spacing w:after="0" w:line="360" w:lineRule="auto"/>
         <w:jc w:val="both"/>
@@ -7679,7 +7985,7 @@
         <w:pStyle w:val="Prrafodelista"/>
         <w:numPr>
           <w:ilvl w:val="0"/>
-          <w:numId w:val="62"/>
+          <w:numId w:val="13"/>
         </w:numPr>
         <w:spacing w:after="0" w:line="360" w:lineRule="auto"/>
         <w:jc w:val="both"/>
@@ -7701,7 +8007,7 @@
         <w:pStyle w:val="Prrafodelista"/>
         <w:numPr>
           <w:ilvl w:val="0"/>
-          <w:numId w:val="62"/>
+          <w:numId w:val="13"/>
         </w:numPr>
         <w:spacing w:after="0" w:line="360" w:lineRule="auto"/>
         <w:jc w:val="both"/>
@@ -7741,7 +8047,7 @@
         <w:pStyle w:val="Prrafodelista"/>
         <w:numPr>
           <w:ilvl w:val="0"/>
-          <w:numId w:val="62"/>
+          <w:numId w:val="13"/>
         </w:numPr>
         <w:spacing w:after="0" w:line="360" w:lineRule="auto"/>
         <w:jc w:val="both"/>
@@ -7764,7 +8070,7 @@
         <w:pStyle w:val="Prrafodelista"/>
         <w:numPr>
           <w:ilvl w:val="0"/>
-          <w:numId w:val="62"/>
+          <w:numId w:val="13"/>
         </w:numPr>
         <w:spacing w:after="0" w:line="360" w:lineRule="auto"/>
         <w:jc w:val="both"/>
@@ -7812,7 +8118,7 @@
         <w:pStyle w:val="Prrafodelista"/>
         <w:numPr>
           <w:ilvl w:val="0"/>
-          <w:numId w:val="52"/>
+          <w:numId w:val="12"/>
         </w:numPr>
         <w:spacing w:after="0" w:line="360" w:lineRule="auto"/>
         <w:jc w:val="both"/>
@@ -7834,7 +8140,7 @@
         <w:pStyle w:val="Prrafodelista"/>
         <w:numPr>
           <w:ilvl w:val="0"/>
-          <w:numId w:val="52"/>
+          <w:numId w:val="12"/>
         </w:numPr>
         <w:spacing w:after="0" w:line="360" w:lineRule="auto"/>
         <w:jc w:val="both"/>
@@ -7856,7 +8162,7 @@
         <w:pStyle w:val="Prrafodelista"/>
         <w:numPr>
           <w:ilvl w:val="0"/>
-          <w:numId w:val="52"/>
+          <w:numId w:val="12"/>
         </w:numPr>
         <w:spacing w:after="0" w:line="360" w:lineRule="auto"/>
         <w:jc w:val="both"/>
@@ -7878,7 +8184,7 @@
         <w:pStyle w:val="Prrafodelista"/>
         <w:numPr>
           <w:ilvl w:val="1"/>
-          <w:numId w:val="52"/>
+          <w:numId w:val="12"/>
         </w:numPr>
         <w:spacing w:after="0" w:line="360" w:lineRule="auto"/>
         <w:jc w:val="both"/>
@@ -7900,7 +8206,7 @@
         <w:pStyle w:val="Prrafodelista"/>
         <w:numPr>
           <w:ilvl w:val="1"/>
-          <w:numId w:val="52"/>
+          <w:numId w:val="12"/>
         </w:numPr>
         <w:spacing w:after="0" w:line="360" w:lineRule="auto"/>
         <w:jc w:val="both"/>
@@ -7922,7 +8228,7 @@
         <w:pStyle w:val="Prrafodelista"/>
         <w:numPr>
           <w:ilvl w:val="1"/>
-          <w:numId w:val="52"/>
+          <w:numId w:val="12"/>
         </w:numPr>
         <w:spacing w:after="0" w:line="360" w:lineRule="auto"/>
         <w:jc w:val="both"/>
@@ -7944,7 +8250,7 @@
         <w:pStyle w:val="Prrafodelista"/>
         <w:numPr>
           <w:ilvl w:val="1"/>
-          <w:numId w:val="52"/>
+          <w:numId w:val="12"/>
         </w:numPr>
         <w:spacing w:after="0" w:line="360" w:lineRule="auto"/>
         <w:jc w:val="both"/>
@@ -9201,119 +9507,6 @@
 <file path=word/numbering.xml><?xml version="1.0" encoding="utf-8"?>
 <w:numbering xmlns:wpc="http://schemas.microsoft.com/office/word/2010/wordprocessingCanvas" xmlns:cx="http://schemas.microsoft.com/office/drawing/2014/chartex" xmlns:cx1="http://schemas.microsoft.com/office/drawing/2015/9/8/chartex" xmlns:cx2="http://schemas.microsoft.com/office/drawing/2015/10/21/chartex" xmlns:cx3="http://schemas.microsoft.com/office/drawing/2016/5/9/chartex" xmlns:cx4="http://schemas.microsoft.com/office/drawing/2016/5/10/chartex" xmlns:cx5="http://schemas.microsoft.com/office/drawing/2016/5/11/chartex" xmlns:cx6="http://schemas.microsoft.com/office/drawing/2016/5/12/chartex" xmlns:cx7="http://schemas.microsoft.com/office/drawing/2016/5/13/chartex" xmlns:cx8="http://schemas.microsoft.com/office/drawing/2016/5/14/chartex" xmlns:mc="http://schemas.openxmlformats.org/markup-compatibility/2006" xmlns:aink="http://schemas.microsoft.com/office/drawing/2016/ink" xmlns:am3d="http://schemas.microsoft.com/office/drawing/2017/model3d" xmlns:o="urn:schemas-microsoft-com:office:office" xmlns:oel="http://schemas.microsoft.com/office/2019/extlst" xmlns:r="http://schemas.openxmlformats.org/officeDocument/2006/relationships" xmlns:m="http://schemas.openxmlformats.org/officeDocument/2006/math" xmlns:v="urn:schemas-microsoft-com:vml" xmlns:wp14="http://schemas.microsoft.com/office/word/2010/wordprocessingDrawing" xmlns:wp="http://schemas.openxmlformats.org/drawingml/2006/wordprocessingDrawing" xmlns:w10="urn:schemas-microsoft-com:office:word" xmlns:w="http://schemas.openxmlformats.org/wordprocessingml/2006/main" xmlns:w14="http://schemas.microsoft.com/office/word/2010/wordml" xmlns:w15="http://schemas.microsoft.com/office/word/2012/wordml" xmlns:w16cex="http://schemas.microsoft.com/office/word/2018/wordml/cex" xmlns:w16cid="http://schemas.microsoft.com/office/word/2016/wordml/cid" xmlns:w16="http://schemas.microsoft.com/office/word/2018/wordml" xmlns:w16du="http://schemas.microsoft.com/office/word/2023/wordml/word16du" xmlns:w16sdtdh="http://schemas.microsoft.com/office/word/2020/wordml/sdtdatahash" xmlns:w16sdtfl="http://schemas.microsoft.com/office/word/2024/wordml/sdtformatlock" xmlns:w16se="http://schemas.microsoft.com/office/word/2015/wordml/symex" xmlns:wpg="http://schemas.microsoft.com/office/word/2010/wordprocessingGroup" xmlns:wpi="http://schemas.microsoft.com/office/word/2010/wordprocessingInk" xmlns:wne="http://schemas.microsoft.com/office/word/2006/wordml" xmlns:wps="http://schemas.microsoft.com/office/word/2010/wordprocessingShape" mc:Ignorable="w14 w15 w16se w16cid w16 w16cex w16sdtdh w16sdtfl w16du wp14">
   <w:abstractNum w:abstractNumId="0" w15:restartNumberingAfterBreak="0">
-    <w:nsid w:val="0427747A"/>
-    <w:multiLevelType w:val="hybridMultilevel"/>
-    <w:tmpl w:val="8D708CEA"/>
-    <w:lvl w:ilvl="0" w:tplc="340A0001">
-      <w:start w:val="1"/>
-      <w:numFmt w:val="bullet"/>
-      <w:lvlText w:val=""/>
-      <w:lvlJc w:val="left"/>
-      <w:pPr>
-        <w:ind w:left="1428" w:hanging="360"/>
-      </w:pPr>
-      <w:rPr>
-        <w:rFonts w:ascii="Symbol" w:hAnsi="Symbol" w:hint="default"/>
-      </w:rPr>
-    </w:lvl>
-    <w:lvl w:ilvl="1" w:tplc="340A0003" w:tentative="1">
-      <w:start w:val="1"/>
-      <w:numFmt w:val="bullet"/>
-      <w:lvlText w:val="o"/>
-      <w:lvlJc w:val="left"/>
-      <w:pPr>
-        <w:ind w:left="2148" w:hanging="360"/>
-      </w:pPr>
-      <w:rPr>
-        <w:rFonts w:ascii="Courier New" w:hAnsi="Courier New" w:cs="Courier New" w:hint="default"/>
-      </w:rPr>
-    </w:lvl>
-    <w:lvl w:ilvl="2" w:tplc="340A0005" w:tentative="1">
-      <w:start w:val="1"/>
-      <w:numFmt w:val="bullet"/>
-      <w:lvlText w:val=""/>
-      <w:lvlJc w:val="left"/>
-      <w:pPr>
-        <w:ind w:left="2868" w:hanging="360"/>
-      </w:pPr>
-      <w:rPr>
-        <w:rFonts w:ascii="Wingdings" w:hAnsi="Wingdings" w:hint="default"/>
-      </w:rPr>
-    </w:lvl>
-    <w:lvl w:ilvl="3" w:tplc="340A0001" w:tentative="1">
-      <w:start w:val="1"/>
-      <w:numFmt w:val="bullet"/>
-      <w:lvlText w:val=""/>
-      <w:lvlJc w:val="left"/>
-      <w:pPr>
-        <w:ind w:left="3588" w:hanging="360"/>
-      </w:pPr>
-      <w:rPr>
-        <w:rFonts w:ascii="Symbol" w:hAnsi="Symbol" w:hint="default"/>
-      </w:rPr>
-    </w:lvl>
-    <w:lvl w:ilvl="4" w:tplc="340A0003" w:tentative="1">
-      <w:start w:val="1"/>
-      <w:numFmt w:val="bullet"/>
-      <w:lvlText w:val="o"/>
-      <w:lvlJc w:val="left"/>
-      <w:pPr>
-        <w:ind w:left="4308" w:hanging="360"/>
-      </w:pPr>
-      <w:rPr>
-        <w:rFonts w:ascii="Courier New" w:hAnsi="Courier New" w:cs="Courier New" w:hint="default"/>
-      </w:rPr>
-    </w:lvl>
-    <w:lvl w:ilvl="5" w:tplc="340A0005" w:tentative="1">
-      <w:start w:val="1"/>
-      <w:numFmt w:val="bullet"/>
-      <w:lvlText w:val=""/>
-      <w:lvlJc w:val="left"/>
-      <w:pPr>
-        <w:ind w:left="5028" w:hanging="360"/>
-      </w:pPr>
-      <w:rPr>
-        <w:rFonts w:ascii="Wingdings" w:hAnsi="Wingdings" w:hint="default"/>
-      </w:rPr>
-    </w:lvl>
-    <w:lvl w:ilvl="6" w:tplc="340A0001" w:tentative="1">
-      <w:start w:val="1"/>
-      <w:numFmt w:val="bullet"/>
-      <w:lvlText w:val=""/>
-      <w:lvlJc w:val="left"/>
-      <w:pPr>
-        <w:ind w:left="5748" w:hanging="360"/>
-      </w:pPr>
-      <w:rPr>
-        <w:rFonts w:ascii="Symbol" w:hAnsi="Symbol" w:hint="default"/>
-      </w:rPr>
-    </w:lvl>
-    <w:lvl w:ilvl="7" w:tplc="340A0003" w:tentative="1">
-      <w:start w:val="1"/>
-      <w:numFmt w:val="bullet"/>
-      <w:lvlText w:val="o"/>
-      <w:lvlJc w:val="left"/>
-      <w:pPr>
-        <w:ind w:left="6468" w:hanging="360"/>
-      </w:pPr>
-      <w:rPr>
-        <w:rFonts w:ascii="Courier New" w:hAnsi="Courier New" w:cs="Courier New" w:hint="default"/>
-      </w:rPr>
-    </w:lvl>
-    <w:lvl w:ilvl="8" w:tplc="340A0005" w:tentative="1">
-      <w:start w:val="1"/>
-      <w:numFmt w:val="bullet"/>
-      <w:lvlText w:val=""/>
-      <w:lvlJc w:val="left"/>
-      <w:pPr>
-        <w:ind w:left="7188" w:hanging="360"/>
-      </w:pPr>
-      <w:rPr>
-        <w:rFonts w:ascii="Wingdings" w:hAnsi="Wingdings" w:hint="default"/>
-      </w:rPr>
-    </w:lvl>
-  </w:abstractNum>
-  <w:abstractNum w:abstractNumId="1" w15:restartNumberingAfterBreak="0">
     <w:nsid w:val="087C1AA4"/>
     <w:multiLevelType w:val="multilevel"/>
     <w:tmpl w:val="6736F626"/>
@@ -9442,7 +9635,7 @@
       </w:rPr>
     </w:lvl>
   </w:abstractNum>
-  <w:abstractNum w:abstractNumId="2" w15:restartNumberingAfterBreak="0">
+  <w:abstractNum w:abstractNumId="1" w15:restartNumberingAfterBreak="0">
     <w:nsid w:val="0A563BD4"/>
     <w:multiLevelType w:val="hybridMultilevel"/>
     <w:tmpl w:val="DA5E01F4"/>
@@ -9555,7 +9748,7 @@
       </w:rPr>
     </w:lvl>
   </w:abstractNum>
-  <w:abstractNum w:abstractNumId="3" w15:restartNumberingAfterBreak="0">
+  <w:abstractNum w:abstractNumId="2" w15:restartNumberingAfterBreak="0">
     <w:nsid w:val="18FC2063"/>
     <w:multiLevelType w:val="hybridMultilevel"/>
     <w:tmpl w:val="72EA2046"/>
@@ -9641,7 +9834,7 @@
       </w:pPr>
     </w:lvl>
   </w:abstractNum>
-  <w:abstractNum w:abstractNumId="4" w15:restartNumberingAfterBreak="0">
+  <w:abstractNum w:abstractNumId="3" w15:restartNumberingAfterBreak="0">
     <w:nsid w:val="1DB43A81"/>
     <w:multiLevelType w:val="hybridMultilevel"/>
     <w:tmpl w:val="CA3C0E48"/>
@@ -9754,7 +9947,7 @@
       </w:rPr>
     </w:lvl>
   </w:abstractNum>
-  <w:abstractNum w:abstractNumId="5" w15:restartNumberingAfterBreak="0">
+  <w:abstractNum w:abstractNumId="4" w15:restartNumberingAfterBreak="0">
     <w:nsid w:val="1F0B3161"/>
     <w:multiLevelType w:val="hybridMultilevel"/>
     <w:tmpl w:val="2F80C0FE"/>
@@ -9867,17 +10060,17 @@
       </w:rPr>
     </w:lvl>
   </w:abstractNum>
-  <w:abstractNum w:abstractNumId="6" w15:restartNumberingAfterBreak="0">
-    <w:nsid w:val="21365498"/>
+  <w:abstractNum w:abstractNumId="5" w15:restartNumberingAfterBreak="0">
+    <w:nsid w:val="23006FCF"/>
     <w:multiLevelType w:val="hybridMultilevel"/>
-    <w:tmpl w:val="0C7C4148"/>
+    <w:tmpl w:val="4A9CC9D4"/>
     <w:lvl w:ilvl="0" w:tplc="340A0001">
       <w:start w:val="1"/>
       <w:numFmt w:val="bullet"/>
       <w:lvlText w:val=""/>
       <w:lvlJc w:val="left"/>
       <w:pPr>
-        <w:ind w:left="1512" w:hanging="360"/>
+        <w:ind w:left="1152" w:hanging="360"/>
       </w:pPr>
       <w:rPr>
         <w:rFonts w:ascii="Symbol" w:hAnsi="Symbol" w:hint="default"/>
@@ -9889,7 +10082,7 @@
       <w:lvlText w:val="o"/>
       <w:lvlJc w:val="left"/>
       <w:pPr>
-        <w:ind w:left="2232" w:hanging="360"/>
+        <w:ind w:left="1872" w:hanging="360"/>
       </w:pPr>
       <w:rPr>
         <w:rFonts w:ascii="Courier New" w:hAnsi="Courier New" w:cs="Courier New" w:hint="default"/>
@@ -9901,7 +10094,7 @@
       <w:lvlText w:val=""/>
       <w:lvlJc w:val="left"/>
       <w:pPr>
-        <w:ind w:left="2952" w:hanging="360"/>
+        <w:ind w:left="2592" w:hanging="360"/>
       </w:pPr>
       <w:rPr>
         <w:rFonts w:ascii="Wingdings" w:hAnsi="Wingdings" w:hint="default"/>
@@ -9913,7 +10106,7 @@
       <w:lvlText w:val=""/>
       <w:lvlJc w:val="left"/>
       <w:pPr>
-        <w:ind w:left="3672" w:hanging="360"/>
+        <w:ind w:left="3312" w:hanging="360"/>
       </w:pPr>
       <w:rPr>
         <w:rFonts w:ascii="Symbol" w:hAnsi="Symbol" w:hint="default"/>
@@ -9925,7 +10118,7 @@
       <w:lvlText w:val="o"/>
       <w:lvlJc w:val="left"/>
       <w:pPr>
-        <w:ind w:left="4392" w:hanging="360"/>
+        <w:ind w:left="4032" w:hanging="360"/>
       </w:pPr>
       <w:rPr>
         <w:rFonts w:ascii="Courier New" w:hAnsi="Courier New" w:cs="Courier New" w:hint="default"/>
@@ -9937,7 +10130,7 @@
       <w:lvlText w:val=""/>
       <w:lvlJc w:val="left"/>
       <w:pPr>
-        <w:ind w:left="5112" w:hanging="360"/>
+        <w:ind w:left="4752" w:hanging="360"/>
       </w:pPr>
       <w:rPr>
         <w:rFonts w:ascii="Wingdings" w:hAnsi="Wingdings" w:hint="default"/>
@@ -9949,7 +10142,7 @@
       <w:lvlText w:val=""/>
       <w:lvlJc w:val="left"/>
       <w:pPr>
-        <w:ind w:left="5832" w:hanging="360"/>
+        <w:ind w:left="5472" w:hanging="360"/>
       </w:pPr>
       <w:rPr>
         <w:rFonts w:ascii="Symbol" w:hAnsi="Symbol" w:hint="default"/>
@@ -9961,7 +10154,7 @@
       <w:lvlText w:val="o"/>
       <w:lvlJc w:val="left"/>
       <w:pPr>
-        <w:ind w:left="6552" w:hanging="360"/>
+        <w:ind w:left="6192" w:hanging="360"/>
       </w:pPr>
       <w:rPr>
         <w:rFonts w:ascii="Courier New" w:hAnsi="Courier New" w:cs="Courier New" w:hint="default"/>
@@ -9973,127 +10166,14 @@
       <w:lvlText w:val=""/>
       <w:lvlJc w:val="left"/>
       <w:pPr>
-        <w:ind w:left="7272" w:hanging="360"/>
+        <w:ind w:left="6912" w:hanging="360"/>
       </w:pPr>
       <w:rPr>
         <w:rFonts w:ascii="Wingdings" w:hAnsi="Wingdings" w:hint="default"/>
       </w:rPr>
     </w:lvl>
   </w:abstractNum>
-  <w:abstractNum w:abstractNumId="7" w15:restartNumberingAfterBreak="0">
-    <w:nsid w:val="23006FCF"/>
-    <w:multiLevelType w:val="hybridMultilevel"/>
-    <w:tmpl w:val="4A9CC9D4"/>
-    <w:lvl w:ilvl="0" w:tplc="340A0001">
-      <w:start w:val="1"/>
-      <w:numFmt w:val="bullet"/>
-      <w:lvlText w:val=""/>
-      <w:lvlJc w:val="left"/>
-      <w:pPr>
-        <w:ind w:left="1152" w:hanging="360"/>
-      </w:pPr>
-      <w:rPr>
-        <w:rFonts w:ascii="Symbol" w:hAnsi="Symbol" w:hint="default"/>
-      </w:rPr>
-    </w:lvl>
-    <w:lvl w:ilvl="1" w:tplc="340A0003" w:tentative="1">
-      <w:start w:val="1"/>
-      <w:numFmt w:val="bullet"/>
-      <w:lvlText w:val="o"/>
-      <w:lvlJc w:val="left"/>
-      <w:pPr>
-        <w:ind w:left="1872" w:hanging="360"/>
-      </w:pPr>
-      <w:rPr>
-        <w:rFonts w:ascii="Courier New" w:hAnsi="Courier New" w:cs="Courier New" w:hint="default"/>
-      </w:rPr>
-    </w:lvl>
-    <w:lvl w:ilvl="2" w:tplc="340A0005" w:tentative="1">
-      <w:start w:val="1"/>
-      <w:numFmt w:val="bullet"/>
-      <w:lvlText w:val=""/>
-      <w:lvlJc w:val="left"/>
-      <w:pPr>
-        <w:ind w:left="2592" w:hanging="360"/>
-      </w:pPr>
-      <w:rPr>
-        <w:rFonts w:ascii="Wingdings" w:hAnsi="Wingdings" w:hint="default"/>
-      </w:rPr>
-    </w:lvl>
-    <w:lvl w:ilvl="3" w:tplc="340A0001" w:tentative="1">
-      <w:start w:val="1"/>
-      <w:numFmt w:val="bullet"/>
-      <w:lvlText w:val=""/>
-      <w:lvlJc w:val="left"/>
-      <w:pPr>
-        <w:ind w:left="3312" w:hanging="360"/>
-      </w:pPr>
-      <w:rPr>
-        <w:rFonts w:ascii="Symbol" w:hAnsi="Symbol" w:hint="default"/>
-      </w:rPr>
-    </w:lvl>
-    <w:lvl w:ilvl="4" w:tplc="340A0003" w:tentative="1">
-      <w:start w:val="1"/>
-      <w:numFmt w:val="bullet"/>
-      <w:lvlText w:val="o"/>
-      <w:lvlJc w:val="left"/>
-      <w:pPr>
-        <w:ind w:left="4032" w:hanging="360"/>
-      </w:pPr>
-      <w:rPr>
-        <w:rFonts w:ascii="Courier New" w:hAnsi="Courier New" w:cs="Courier New" w:hint="default"/>
-      </w:rPr>
-    </w:lvl>
-    <w:lvl w:ilvl="5" w:tplc="340A0005" w:tentative="1">
-      <w:start w:val="1"/>
-      <w:numFmt w:val="bullet"/>
-      <w:lvlText w:val=""/>
-      <w:lvlJc w:val="left"/>
-      <w:pPr>
-        <w:ind w:left="4752" w:hanging="360"/>
-      </w:pPr>
-      <w:rPr>
-        <w:rFonts w:ascii="Wingdings" w:hAnsi="Wingdings" w:hint="default"/>
-      </w:rPr>
-    </w:lvl>
-    <w:lvl w:ilvl="6" w:tplc="340A0001" w:tentative="1">
-      <w:start w:val="1"/>
-      <w:numFmt w:val="bullet"/>
-      <w:lvlText w:val=""/>
-      <w:lvlJc w:val="left"/>
-      <w:pPr>
-        <w:ind w:left="5472" w:hanging="360"/>
-      </w:pPr>
-      <w:rPr>
-        <w:rFonts w:ascii="Symbol" w:hAnsi="Symbol" w:hint="default"/>
-      </w:rPr>
-    </w:lvl>
-    <w:lvl w:ilvl="7" w:tplc="340A0003" w:tentative="1">
-      <w:start w:val="1"/>
-      <w:numFmt w:val="bullet"/>
-      <w:lvlText w:val="o"/>
-      <w:lvlJc w:val="left"/>
-      <w:pPr>
-        <w:ind w:left="6192" w:hanging="360"/>
-      </w:pPr>
-      <w:rPr>
-        <w:rFonts w:ascii="Courier New" w:hAnsi="Courier New" w:cs="Courier New" w:hint="default"/>
-      </w:rPr>
-    </w:lvl>
-    <w:lvl w:ilvl="8" w:tplc="340A0005" w:tentative="1">
-      <w:start w:val="1"/>
-      <w:numFmt w:val="bullet"/>
-      <w:lvlText w:val=""/>
-      <w:lvlJc w:val="left"/>
-      <w:pPr>
-        <w:ind w:left="6912" w:hanging="360"/>
-      </w:pPr>
-      <w:rPr>
-        <w:rFonts w:ascii="Wingdings" w:hAnsi="Wingdings" w:hint="default"/>
-      </w:rPr>
-    </w:lvl>
-  </w:abstractNum>
-  <w:abstractNum w:abstractNumId="8" w15:restartNumberingAfterBreak="0">
+  <w:abstractNum w:abstractNumId="6" w15:restartNumberingAfterBreak="0">
     <w:nsid w:val="2B330816"/>
     <w:multiLevelType w:val="multilevel"/>
     <w:tmpl w:val="B60A41D2"/>
@@ -10192,7 +10272,7 @@
       </w:pPr>
     </w:lvl>
   </w:abstractNum>
-  <w:abstractNum w:abstractNumId="9" w15:restartNumberingAfterBreak="0">
+  <w:abstractNum w:abstractNumId="7" w15:restartNumberingAfterBreak="0">
     <w:nsid w:val="30766C4C"/>
     <w:multiLevelType w:val="hybridMultilevel"/>
     <w:tmpl w:val="0BCABEA6"/>
@@ -10305,93 +10385,7 @@
       </w:rPr>
     </w:lvl>
   </w:abstractNum>
-  <w:abstractNum w:abstractNumId="10" w15:restartNumberingAfterBreak="0">
-    <w:nsid w:val="3E87135C"/>
-    <w:multiLevelType w:val="multilevel"/>
-    <w:tmpl w:val="340A001F"/>
-    <w:lvl w:ilvl="0">
-      <w:start w:val="1"/>
-      <w:numFmt w:val="decimal"/>
-      <w:lvlText w:val="%1."/>
-      <w:lvlJc w:val="left"/>
-      <w:pPr>
-        <w:ind w:left="360" w:hanging="360"/>
-      </w:pPr>
-    </w:lvl>
-    <w:lvl w:ilvl="1">
-      <w:start w:val="1"/>
-      <w:numFmt w:val="decimal"/>
-      <w:lvlText w:val="%1.%2."/>
-      <w:lvlJc w:val="left"/>
-      <w:pPr>
-        <w:ind w:left="792" w:hanging="432"/>
-      </w:pPr>
-    </w:lvl>
-    <w:lvl w:ilvl="2">
-      <w:start w:val="1"/>
-      <w:numFmt w:val="decimal"/>
-      <w:lvlText w:val="%1.%2.%3."/>
-      <w:lvlJc w:val="left"/>
-      <w:pPr>
-        <w:ind w:left="1224" w:hanging="504"/>
-      </w:pPr>
-    </w:lvl>
-    <w:lvl w:ilvl="3">
-      <w:start w:val="1"/>
-      <w:numFmt w:val="decimal"/>
-      <w:lvlText w:val="%1.%2.%3.%4."/>
-      <w:lvlJc w:val="left"/>
-      <w:pPr>
-        <w:ind w:left="1728" w:hanging="648"/>
-      </w:pPr>
-    </w:lvl>
-    <w:lvl w:ilvl="4">
-      <w:start w:val="1"/>
-      <w:numFmt w:val="decimal"/>
-      <w:lvlText w:val="%1.%2.%3.%4.%5."/>
-      <w:lvlJc w:val="left"/>
-      <w:pPr>
-        <w:ind w:left="2232" w:hanging="792"/>
-      </w:pPr>
-    </w:lvl>
-    <w:lvl w:ilvl="5">
-      <w:start w:val="1"/>
-      <w:numFmt w:val="decimal"/>
-      <w:lvlText w:val="%1.%2.%3.%4.%5.%6."/>
-      <w:lvlJc w:val="left"/>
-      <w:pPr>
-        <w:ind w:left="2736" w:hanging="936"/>
-      </w:pPr>
-    </w:lvl>
-    <w:lvl w:ilvl="6">
-      <w:start w:val="1"/>
-      <w:numFmt w:val="decimal"/>
-      <w:lvlText w:val="%1.%2.%3.%4.%5.%6.%7."/>
-      <w:lvlJc w:val="left"/>
-      <w:pPr>
-        <w:ind w:left="3240" w:hanging="1080"/>
-      </w:pPr>
-    </w:lvl>
-    <w:lvl w:ilvl="7">
-      <w:start w:val="1"/>
-      <w:numFmt w:val="decimal"/>
-      <w:lvlText w:val="%1.%2.%3.%4.%5.%6.%7.%8."/>
-      <w:lvlJc w:val="left"/>
-      <w:pPr>
-        <w:ind w:left="3744" w:hanging="1224"/>
-      </w:pPr>
-    </w:lvl>
-    <w:lvl w:ilvl="8">
-      <w:start w:val="1"/>
-      <w:numFmt w:val="decimal"/>
-      <w:lvlText w:val="%1.%2.%3.%4.%5.%6.%7.%8.%9."/>
-      <w:lvlJc w:val="left"/>
-      <w:pPr>
-        <w:ind w:left="4320" w:hanging="1440"/>
-      </w:pPr>
-    </w:lvl>
-  </w:abstractNum>
-  <w:abstractNum w:abstractNumId="11" w15:restartNumberingAfterBreak="0">
+  <w:abstractNum w:abstractNumId="8" w15:restartNumberingAfterBreak="0">
     <w:nsid w:val="3F9F02C9"/>
     <w:multiLevelType w:val="hybridMultilevel"/>
     <w:tmpl w:val="607267AA"/>
@@ -10504,7 +10498,7 @@
       </w:rPr>
     </w:lvl>
   </w:abstractNum>
-  <w:abstractNum w:abstractNumId="12" w15:restartNumberingAfterBreak="0">
+  <w:abstractNum w:abstractNumId="9" w15:restartNumberingAfterBreak="0">
     <w:nsid w:val="40A24AEB"/>
     <w:multiLevelType w:val="hybridMultilevel"/>
     <w:tmpl w:val="1188FE54"/>
@@ -10617,93 +10611,7 @@
       </w:rPr>
     </w:lvl>
   </w:abstractNum>
-  <w:abstractNum w:abstractNumId="13" w15:restartNumberingAfterBreak="0">
-    <w:nsid w:val="41AF1622"/>
-    <w:multiLevelType w:val="multilevel"/>
-    <w:tmpl w:val="340A001F"/>
-    <w:lvl w:ilvl="0">
-      <w:start w:val="1"/>
-      <w:numFmt w:val="decimal"/>
-      <w:lvlText w:val="%1."/>
-      <w:lvlJc w:val="left"/>
-      <w:pPr>
-        <w:ind w:left="360" w:hanging="360"/>
-      </w:pPr>
-    </w:lvl>
-    <w:lvl w:ilvl="1">
-      <w:start w:val="1"/>
-      <w:numFmt w:val="decimal"/>
-      <w:lvlText w:val="%1.%2."/>
-      <w:lvlJc w:val="left"/>
-      <w:pPr>
-        <w:ind w:left="792" w:hanging="432"/>
-      </w:pPr>
-    </w:lvl>
-    <w:lvl w:ilvl="2">
-      <w:start w:val="1"/>
-      <w:numFmt w:val="decimal"/>
-      <w:lvlText w:val="%1.%2.%3."/>
-      <w:lvlJc w:val="left"/>
-      <w:pPr>
-        <w:ind w:left="1224" w:hanging="504"/>
-      </w:pPr>
-    </w:lvl>
-    <w:lvl w:ilvl="3">
-      <w:start w:val="1"/>
-      <w:numFmt w:val="decimal"/>
-      <w:lvlText w:val="%1.%2.%3.%4."/>
-      <w:lvlJc w:val="left"/>
-      <w:pPr>
-        <w:ind w:left="1728" w:hanging="648"/>
-      </w:pPr>
-    </w:lvl>
-    <w:lvl w:ilvl="4">
-      <w:start w:val="1"/>
-      <w:numFmt w:val="decimal"/>
-      <w:lvlText w:val="%1.%2.%3.%4.%5."/>
-      <w:lvlJc w:val="left"/>
-      <w:pPr>
-        <w:ind w:left="2232" w:hanging="792"/>
-      </w:pPr>
-    </w:lvl>
-    <w:lvl w:ilvl="5">
-      <w:start w:val="1"/>
-      <w:numFmt w:val="decimal"/>
-      <w:lvlText w:val="%1.%2.%3.%4.%5.%6."/>
-      <w:lvlJc w:val="left"/>
-      <w:pPr>
-        <w:ind w:left="2736" w:hanging="936"/>
-      </w:pPr>
-    </w:lvl>
-    <w:lvl w:ilvl="6">
-      <w:start w:val="1"/>
-      <w:numFmt w:val="decimal"/>
-      <w:lvlText w:val="%1.%2.%3.%4.%5.%6.%7."/>
-      <w:lvlJc w:val="left"/>
-      <w:pPr>
-        <w:ind w:left="3240" w:hanging="1080"/>
-      </w:pPr>
-    </w:lvl>
-    <w:lvl w:ilvl="7">
-      <w:start w:val="1"/>
-      <w:numFmt w:val="decimal"/>
-      <w:lvlText w:val="%1.%2.%3.%4.%5.%6.%7.%8."/>
-      <w:lvlJc w:val="left"/>
-      <w:pPr>
-        <w:ind w:left="3744" w:hanging="1224"/>
-      </w:pPr>
-    </w:lvl>
-    <w:lvl w:ilvl="8">
-      <w:start w:val="1"/>
-      <w:numFmt w:val="decimal"/>
-      <w:lvlText w:val="%1.%2.%3.%4.%5.%6.%7.%8.%9."/>
-      <w:lvlJc w:val="left"/>
-      <w:pPr>
-        <w:ind w:left="4320" w:hanging="1440"/>
-      </w:pPr>
-    </w:lvl>
-  </w:abstractNum>
-  <w:abstractNum w:abstractNumId="14" w15:restartNumberingAfterBreak="0">
+  <w:abstractNum w:abstractNumId="10" w15:restartNumberingAfterBreak="0">
     <w:nsid w:val="46A26985"/>
     <w:multiLevelType w:val="hybridMultilevel"/>
     <w:tmpl w:val="260E5342"/>
@@ -10816,97 +10724,7 @@
       </w:rPr>
     </w:lvl>
   </w:abstractNum>
-  <w:abstractNum w:abstractNumId="15" w15:restartNumberingAfterBreak="0">
-    <w:nsid w:val="58BD062A"/>
-    <w:multiLevelType w:val="hybridMultilevel"/>
-    <w:tmpl w:val="BE1E3B76"/>
-    <w:lvl w:ilvl="0" w:tplc="7C7AD9DC">
-      <w:start w:val="1"/>
-      <w:numFmt w:val="decimal"/>
-      <w:lvlText w:val="%1."/>
-      <w:lvlJc w:val="left"/>
-      <w:pPr>
-        <w:ind w:left="1428" w:hanging="360"/>
-      </w:pPr>
-      <w:rPr>
-        <w:b w:val="0"/>
-        <w:bCs/>
-      </w:rPr>
-    </w:lvl>
-    <w:lvl w:ilvl="1" w:tplc="340A0019" w:tentative="1">
-      <w:start w:val="1"/>
-      <w:numFmt w:val="lowerLetter"/>
-      <w:lvlText w:val="%2."/>
-      <w:lvlJc w:val="left"/>
-      <w:pPr>
-        <w:ind w:left="2148" w:hanging="360"/>
-      </w:pPr>
-    </w:lvl>
-    <w:lvl w:ilvl="2" w:tplc="340A001B" w:tentative="1">
-      <w:start w:val="1"/>
-      <w:numFmt w:val="lowerRoman"/>
-      <w:lvlText w:val="%3."/>
-      <w:lvlJc w:val="right"/>
-      <w:pPr>
-        <w:ind w:left="2868" w:hanging="180"/>
-      </w:pPr>
-    </w:lvl>
-    <w:lvl w:ilvl="3" w:tplc="340A000F" w:tentative="1">
-      <w:start w:val="1"/>
-      <w:numFmt w:val="decimal"/>
-      <w:lvlText w:val="%4."/>
-      <w:lvlJc w:val="left"/>
-      <w:pPr>
-        <w:ind w:left="3588" w:hanging="360"/>
-      </w:pPr>
-    </w:lvl>
-    <w:lvl w:ilvl="4" w:tplc="340A0019" w:tentative="1">
-      <w:start w:val="1"/>
-      <w:numFmt w:val="lowerLetter"/>
-      <w:lvlText w:val="%5."/>
-      <w:lvlJc w:val="left"/>
-      <w:pPr>
-        <w:ind w:left="4308" w:hanging="360"/>
-      </w:pPr>
-    </w:lvl>
-    <w:lvl w:ilvl="5" w:tplc="340A001B" w:tentative="1">
-      <w:start w:val="1"/>
-      <w:numFmt w:val="lowerRoman"/>
-      <w:lvlText w:val="%6."/>
-      <w:lvlJc w:val="right"/>
-      <w:pPr>
-        <w:ind w:left="5028" w:hanging="180"/>
-      </w:pPr>
-    </w:lvl>
-    <w:lvl w:ilvl="6" w:tplc="340A000F" w:tentative="1">
-      <w:start w:val="1"/>
-      <w:numFmt w:val="decimal"/>
-      <w:lvlText w:val="%7."/>
-      <w:lvlJc w:val="left"/>
-      <w:pPr>
-        <w:ind w:left="5748" w:hanging="360"/>
-      </w:pPr>
-    </w:lvl>
-    <w:lvl w:ilvl="7" w:tplc="340A0019" w:tentative="1">
-      <w:start w:val="1"/>
-      <w:numFmt w:val="lowerLetter"/>
-      <w:lvlText w:val="%8."/>
-      <w:lvlJc w:val="left"/>
-      <w:pPr>
-        <w:ind w:left="6468" w:hanging="360"/>
-      </w:pPr>
-    </w:lvl>
-    <w:lvl w:ilvl="8" w:tplc="340A001B" w:tentative="1">
-      <w:start w:val="1"/>
-      <w:numFmt w:val="lowerRoman"/>
-      <w:lvlText w:val="%9."/>
-      <w:lvlJc w:val="right"/>
-      <w:pPr>
-        <w:ind w:left="7188" w:hanging="180"/>
-      </w:pPr>
-    </w:lvl>
-  </w:abstractNum>
-  <w:abstractNum w:abstractNumId="16" w15:restartNumberingAfterBreak="0">
+  <w:abstractNum w:abstractNumId="11" w15:restartNumberingAfterBreak="0">
     <w:nsid w:val="59042CDA"/>
     <w:multiLevelType w:val="hybridMultilevel"/>
     <w:tmpl w:val="B6E067B8"/>
@@ -11019,217 +10837,10 @@
       </w:rPr>
     </w:lvl>
   </w:abstractNum>
-  <w:abstractNum w:abstractNumId="17" w15:restartNumberingAfterBreak="0">
-    <w:nsid w:val="6524522B"/>
+  <w:abstractNum w:abstractNumId="12" w15:restartNumberingAfterBreak="0">
+    <w:nsid w:val="6F41603A"/>
     <w:multiLevelType w:val="hybridMultilevel"/>
-    <w:tmpl w:val="AB46242E"/>
-    <w:lvl w:ilvl="0" w:tplc="340A000F">
-      <w:start w:val="1"/>
-      <w:numFmt w:val="decimal"/>
-      <w:lvlText w:val="%1."/>
-      <w:lvlJc w:val="left"/>
-      <w:pPr>
-        <w:ind w:left="720" w:hanging="360"/>
-      </w:pPr>
-      <w:rPr>
-        <w:rFonts w:hint="default"/>
-      </w:rPr>
-    </w:lvl>
-    <w:lvl w:ilvl="1" w:tplc="FFFFFFFF" w:tentative="1">
-      <w:start w:val="1"/>
-      <w:numFmt w:val="lowerLetter"/>
-      <w:lvlText w:val="%2."/>
-      <w:lvlJc w:val="left"/>
-      <w:pPr>
-        <w:ind w:left="1440" w:hanging="360"/>
-      </w:pPr>
-    </w:lvl>
-    <w:lvl w:ilvl="2" w:tplc="FFFFFFFF" w:tentative="1">
-      <w:start w:val="1"/>
-      <w:numFmt w:val="lowerRoman"/>
-      <w:lvlText w:val="%3."/>
-      <w:lvlJc w:val="right"/>
-      <w:pPr>
-        <w:ind w:left="2160" w:hanging="180"/>
-      </w:pPr>
-    </w:lvl>
-    <w:lvl w:ilvl="3" w:tplc="FFFFFFFF" w:tentative="1">
-      <w:start w:val="1"/>
-      <w:numFmt w:val="decimal"/>
-      <w:lvlText w:val="%4."/>
-      <w:lvlJc w:val="left"/>
-      <w:pPr>
-        <w:ind w:left="2880" w:hanging="360"/>
-      </w:pPr>
-    </w:lvl>
-    <w:lvl w:ilvl="4" w:tplc="FFFFFFFF" w:tentative="1">
-      <w:start w:val="1"/>
-      <w:numFmt w:val="lowerLetter"/>
-      <w:lvlText w:val="%5."/>
-      <w:lvlJc w:val="left"/>
-      <w:pPr>
-        <w:ind w:left="3600" w:hanging="360"/>
-      </w:pPr>
-    </w:lvl>
-    <w:lvl w:ilvl="5" w:tplc="FFFFFFFF" w:tentative="1">
-      <w:start w:val="1"/>
-      <w:numFmt w:val="lowerRoman"/>
-      <w:lvlText w:val="%6."/>
-      <w:lvlJc w:val="right"/>
-      <w:pPr>
-        <w:ind w:left="4320" w:hanging="180"/>
-      </w:pPr>
-    </w:lvl>
-    <w:lvl w:ilvl="6" w:tplc="FFFFFFFF" w:tentative="1">
-      <w:start w:val="1"/>
-      <w:numFmt w:val="decimal"/>
-      <w:lvlText w:val="%7."/>
-      <w:lvlJc w:val="left"/>
-      <w:pPr>
-        <w:ind w:left="5040" w:hanging="360"/>
-      </w:pPr>
-    </w:lvl>
-    <w:lvl w:ilvl="7" w:tplc="FFFFFFFF" w:tentative="1">
-      <w:start w:val="1"/>
-      <w:numFmt w:val="lowerLetter"/>
-      <w:lvlText w:val="%8."/>
-      <w:lvlJc w:val="left"/>
-      <w:pPr>
-        <w:ind w:left="5760" w:hanging="360"/>
-      </w:pPr>
-    </w:lvl>
-    <w:lvl w:ilvl="8" w:tplc="FFFFFFFF" w:tentative="1">
-      <w:start w:val="1"/>
-      <w:numFmt w:val="lowerRoman"/>
-      <w:lvlText w:val="%9."/>
-      <w:lvlJc w:val="right"/>
-      <w:pPr>
-        <w:ind w:left="6480" w:hanging="180"/>
-      </w:pPr>
-    </w:lvl>
-  </w:abstractNum>
-  <w:abstractNum w:abstractNumId="18" w15:restartNumberingAfterBreak="0">
-    <w:nsid w:val="66C31011"/>
-    <w:multiLevelType w:val="hybridMultilevel"/>
-    <w:tmpl w:val="74D237D4"/>
-    <w:lvl w:ilvl="0" w:tplc="455A2248">
-      <w:start w:val="1"/>
-      <w:numFmt w:val="bullet"/>
-      <w:lvlText w:val=""/>
-      <w:lvlJc w:val="left"/>
-      <w:pPr>
-        <w:ind w:left="1428" w:hanging="360"/>
-      </w:pPr>
-      <w:rPr>
-        <w:rFonts w:ascii="Symbol" w:hAnsi="Symbol" w:hint="default"/>
-        <w:b/>
-        <w:bCs/>
-        <w:color w:val="auto"/>
-        <w:sz w:val="20"/>
-        <w:szCs w:val="20"/>
-      </w:rPr>
-    </w:lvl>
-    <w:lvl w:ilvl="1" w:tplc="FFFFFFFF" w:tentative="1">
-      <w:start w:val="1"/>
-      <w:numFmt w:val="bullet"/>
-      <w:lvlText w:val="o"/>
-      <w:lvlJc w:val="left"/>
-      <w:pPr>
-        <w:ind w:left="2148" w:hanging="360"/>
-      </w:pPr>
-      <w:rPr>
-        <w:rFonts w:ascii="Courier New" w:hAnsi="Courier New" w:cs="Courier New" w:hint="default"/>
-      </w:rPr>
-    </w:lvl>
-    <w:lvl w:ilvl="2" w:tplc="FFFFFFFF" w:tentative="1">
-      <w:start w:val="1"/>
-      <w:numFmt w:val="bullet"/>
-      <w:lvlText w:val=""/>
-      <w:lvlJc w:val="left"/>
-      <w:pPr>
-        <w:ind w:left="2868" w:hanging="360"/>
-      </w:pPr>
-      <w:rPr>
-        <w:rFonts w:ascii="Wingdings" w:hAnsi="Wingdings" w:hint="default"/>
-      </w:rPr>
-    </w:lvl>
-    <w:lvl w:ilvl="3" w:tplc="FFFFFFFF" w:tentative="1">
-      <w:start w:val="1"/>
-      <w:numFmt w:val="bullet"/>
-      <w:lvlText w:val=""/>
-      <w:lvlJc w:val="left"/>
-      <w:pPr>
-        <w:ind w:left="3588" w:hanging="360"/>
-      </w:pPr>
-      <w:rPr>
-        <w:rFonts w:ascii="Symbol" w:hAnsi="Symbol" w:hint="default"/>
-      </w:rPr>
-    </w:lvl>
-    <w:lvl w:ilvl="4" w:tplc="FFFFFFFF" w:tentative="1">
-      <w:start w:val="1"/>
-      <w:numFmt w:val="bullet"/>
-      <w:lvlText w:val="o"/>
-      <w:lvlJc w:val="left"/>
-      <w:pPr>
-        <w:ind w:left="4308" w:hanging="360"/>
-      </w:pPr>
-      <w:rPr>
-        <w:rFonts w:ascii="Courier New" w:hAnsi="Courier New" w:cs="Courier New" w:hint="default"/>
-      </w:rPr>
-    </w:lvl>
-    <w:lvl w:ilvl="5" w:tplc="FFFFFFFF" w:tentative="1">
-      <w:start w:val="1"/>
-      <w:numFmt w:val="bullet"/>
-      <w:lvlText w:val=""/>
-      <w:lvlJc w:val="left"/>
-      <w:pPr>
-        <w:ind w:left="5028" w:hanging="360"/>
-      </w:pPr>
-      <w:rPr>
-        <w:rFonts w:ascii="Wingdings" w:hAnsi="Wingdings" w:hint="default"/>
-      </w:rPr>
-    </w:lvl>
-    <w:lvl w:ilvl="6" w:tplc="FFFFFFFF" w:tentative="1">
-      <w:start w:val="1"/>
-      <w:numFmt w:val="bullet"/>
-      <w:lvlText w:val=""/>
-      <w:lvlJc w:val="left"/>
-      <w:pPr>
-        <w:ind w:left="5748" w:hanging="360"/>
-      </w:pPr>
-      <w:rPr>
-        <w:rFonts w:ascii="Symbol" w:hAnsi="Symbol" w:hint="default"/>
-      </w:rPr>
-    </w:lvl>
-    <w:lvl w:ilvl="7" w:tplc="FFFFFFFF" w:tentative="1">
-      <w:start w:val="1"/>
-      <w:numFmt w:val="bullet"/>
-      <w:lvlText w:val="o"/>
-      <w:lvlJc w:val="left"/>
-      <w:pPr>
-        <w:ind w:left="6468" w:hanging="360"/>
-      </w:pPr>
-      <w:rPr>
-        <w:rFonts w:ascii="Courier New" w:hAnsi="Courier New" w:cs="Courier New" w:hint="default"/>
-      </w:rPr>
-    </w:lvl>
-    <w:lvl w:ilvl="8" w:tplc="FFFFFFFF" w:tentative="1">
-      <w:start w:val="1"/>
-      <w:numFmt w:val="bullet"/>
-      <w:lvlText w:val=""/>
-      <w:lvlJc w:val="left"/>
-      <w:pPr>
-        <w:ind w:left="7188" w:hanging="360"/>
-      </w:pPr>
-      <w:rPr>
-        <w:rFonts w:ascii="Wingdings" w:hAnsi="Wingdings" w:hint="default"/>
-      </w:rPr>
-    </w:lvl>
-  </w:abstractNum>
-  <w:abstractNum w:abstractNumId="19" w15:restartNumberingAfterBreak="0">
-    <w:nsid w:val="67062324"/>
-    <w:multiLevelType w:val="hybridMultilevel"/>
-    <w:tmpl w:val="A6D4A274"/>
+    <w:tmpl w:val="D7FA2790"/>
     <w:lvl w:ilvl="0" w:tplc="340A0001">
       <w:start w:val="1"/>
       <w:numFmt w:val="bullet"/>
@@ -11339,315 +10950,46 @@
       </w:rPr>
     </w:lvl>
   </w:abstractNum>
-  <w:abstractNum w:abstractNumId="20" w15:restartNumberingAfterBreak="0">
-    <w:nsid w:val="6F41603A"/>
-    <w:multiLevelType w:val="hybridMultilevel"/>
-    <w:tmpl w:val="D7FA2790"/>
-    <w:lvl w:ilvl="0" w:tplc="340A0001">
-      <w:start w:val="1"/>
-      <w:numFmt w:val="bullet"/>
-      <w:lvlText w:val=""/>
-      <w:lvlJc w:val="left"/>
-      <w:pPr>
-        <w:ind w:left="1152" w:hanging="360"/>
-      </w:pPr>
-      <w:rPr>
-        <w:rFonts w:ascii="Symbol" w:hAnsi="Symbol" w:hint="default"/>
-      </w:rPr>
-    </w:lvl>
-    <w:lvl w:ilvl="1" w:tplc="340A0003" w:tentative="1">
-      <w:start w:val="1"/>
-      <w:numFmt w:val="bullet"/>
-      <w:lvlText w:val="o"/>
-      <w:lvlJc w:val="left"/>
-      <w:pPr>
-        <w:ind w:left="1872" w:hanging="360"/>
-      </w:pPr>
-      <w:rPr>
-        <w:rFonts w:ascii="Courier New" w:hAnsi="Courier New" w:cs="Courier New" w:hint="default"/>
-      </w:rPr>
-    </w:lvl>
-    <w:lvl w:ilvl="2" w:tplc="340A0005" w:tentative="1">
-      <w:start w:val="1"/>
-      <w:numFmt w:val="bullet"/>
-      <w:lvlText w:val=""/>
-      <w:lvlJc w:val="left"/>
-      <w:pPr>
-        <w:ind w:left="2592" w:hanging="360"/>
-      </w:pPr>
-      <w:rPr>
-        <w:rFonts w:ascii="Wingdings" w:hAnsi="Wingdings" w:hint="default"/>
-      </w:rPr>
-    </w:lvl>
-    <w:lvl w:ilvl="3" w:tplc="340A0001" w:tentative="1">
-      <w:start w:val="1"/>
-      <w:numFmt w:val="bullet"/>
-      <w:lvlText w:val=""/>
-      <w:lvlJc w:val="left"/>
-      <w:pPr>
-        <w:ind w:left="3312" w:hanging="360"/>
-      </w:pPr>
-      <w:rPr>
-        <w:rFonts w:ascii="Symbol" w:hAnsi="Symbol" w:hint="default"/>
-      </w:rPr>
-    </w:lvl>
-    <w:lvl w:ilvl="4" w:tplc="340A0003" w:tentative="1">
-      <w:start w:val="1"/>
-      <w:numFmt w:val="bullet"/>
-      <w:lvlText w:val="o"/>
-      <w:lvlJc w:val="left"/>
-      <w:pPr>
-        <w:ind w:left="4032" w:hanging="360"/>
-      </w:pPr>
-      <w:rPr>
-        <w:rFonts w:ascii="Courier New" w:hAnsi="Courier New" w:cs="Courier New" w:hint="default"/>
-      </w:rPr>
-    </w:lvl>
-    <w:lvl w:ilvl="5" w:tplc="340A0005" w:tentative="1">
-      <w:start w:val="1"/>
-      <w:numFmt w:val="bullet"/>
-      <w:lvlText w:val=""/>
-      <w:lvlJc w:val="left"/>
-      <w:pPr>
-        <w:ind w:left="4752" w:hanging="360"/>
-      </w:pPr>
-      <w:rPr>
-        <w:rFonts w:ascii="Wingdings" w:hAnsi="Wingdings" w:hint="default"/>
-      </w:rPr>
-    </w:lvl>
-    <w:lvl w:ilvl="6" w:tplc="340A0001" w:tentative="1">
-      <w:start w:val="1"/>
-      <w:numFmt w:val="bullet"/>
-      <w:lvlText w:val=""/>
-      <w:lvlJc w:val="left"/>
-      <w:pPr>
-        <w:ind w:left="5472" w:hanging="360"/>
-      </w:pPr>
-      <w:rPr>
-        <w:rFonts w:ascii="Symbol" w:hAnsi="Symbol" w:hint="default"/>
-      </w:rPr>
-    </w:lvl>
-    <w:lvl w:ilvl="7" w:tplc="340A0003" w:tentative="1">
-      <w:start w:val="1"/>
-      <w:numFmt w:val="bullet"/>
-      <w:lvlText w:val="o"/>
-      <w:lvlJc w:val="left"/>
-      <w:pPr>
-        <w:ind w:left="6192" w:hanging="360"/>
-      </w:pPr>
-      <w:rPr>
-        <w:rFonts w:ascii="Courier New" w:hAnsi="Courier New" w:cs="Courier New" w:hint="default"/>
-      </w:rPr>
-    </w:lvl>
-    <w:lvl w:ilvl="8" w:tplc="340A0005" w:tentative="1">
-      <w:start w:val="1"/>
-      <w:numFmt w:val="bullet"/>
-      <w:lvlText w:val=""/>
-      <w:lvlJc w:val="left"/>
-      <w:pPr>
-        <w:ind w:left="6912" w:hanging="360"/>
-      </w:pPr>
-      <w:rPr>
-        <w:rFonts w:ascii="Wingdings" w:hAnsi="Wingdings" w:hint="default"/>
-      </w:rPr>
-    </w:lvl>
-  </w:abstractNum>
   <w:num w:numId="1" w16cid:durableId="653294595">
+    <w:abstractNumId w:val="0"/>
+  </w:num>
+  <w:num w:numId="2" w16cid:durableId="1529223894">
+    <w:abstractNumId w:val="6"/>
+  </w:num>
+  <w:num w:numId="3" w16cid:durableId="1864199194">
+    <w:abstractNumId w:val="12"/>
+  </w:num>
+  <w:num w:numId="4" w16cid:durableId="738673175">
+    <w:abstractNumId w:val="5"/>
+  </w:num>
+  <w:num w:numId="5" w16cid:durableId="456027098">
+    <w:abstractNumId w:val="11"/>
+  </w:num>
+  <w:num w:numId="6" w16cid:durableId="1337030691">
+    <w:abstractNumId w:val="2"/>
+  </w:num>
+  <w:num w:numId="7" w16cid:durableId="381714148">
+    <w:abstractNumId w:val="10"/>
+  </w:num>
+  <w:num w:numId="8" w16cid:durableId="1394043642">
+    <w:abstractNumId w:val="9"/>
+  </w:num>
+  <w:num w:numId="9" w16cid:durableId="1270510944">
+    <w:abstractNumId w:val="8"/>
+  </w:num>
+  <w:num w:numId="10" w16cid:durableId="634872896">
+    <w:abstractNumId w:val="7"/>
+  </w:num>
+  <w:num w:numId="11" w16cid:durableId="1932663826">
+    <w:abstractNumId w:val="3"/>
+  </w:num>
+  <w:num w:numId="12" w16cid:durableId="1271158436">
+    <w:abstractNumId w:val="4"/>
+  </w:num>
+  <w:num w:numId="13" w16cid:durableId="2057926180">
     <w:abstractNumId w:val="1"/>
   </w:num>
-  <w:num w:numId="2" w16cid:durableId="56170273">
-    <w:abstractNumId w:val="17"/>
-  </w:num>
-  <w:num w:numId="3" w16cid:durableId="1740396787">
-    <w:abstractNumId w:val="6"/>
-  </w:num>
-  <w:num w:numId="4" w16cid:durableId="1529223894">
-    <w:abstractNumId w:val="8"/>
-  </w:num>
-  <w:num w:numId="5" w16cid:durableId="437332405">
-    <w:abstractNumId w:val="18"/>
-  </w:num>
-  <w:num w:numId="6" w16cid:durableId="1653171519">
-    <w:abstractNumId w:val="1"/>
-  </w:num>
-  <w:num w:numId="7" w16cid:durableId="1709253522">
-    <w:abstractNumId w:val="15"/>
-  </w:num>
-  <w:num w:numId="8" w16cid:durableId="1873347843">
-    <w:abstractNumId w:val="1"/>
-  </w:num>
-  <w:num w:numId="9" w16cid:durableId="835615487">
-    <w:abstractNumId w:val="1"/>
-  </w:num>
-  <w:num w:numId="10" w16cid:durableId="272517647">
-    <w:abstractNumId w:val="1"/>
-  </w:num>
-  <w:num w:numId="11" w16cid:durableId="1790514247">
-    <w:abstractNumId w:val="1"/>
-  </w:num>
-  <w:num w:numId="12" w16cid:durableId="632828352">
-    <w:abstractNumId w:val="1"/>
-  </w:num>
-  <w:num w:numId="13" w16cid:durableId="2104956684">
-    <w:abstractNumId w:val="1"/>
-  </w:num>
-  <w:num w:numId="14" w16cid:durableId="1737586795">
-    <w:abstractNumId w:val="1"/>
-  </w:num>
-  <w:num w:numId="15" w16cid:durableId="292834120">
-    <w:abstractNumId w:val="1"/>
-  </w:num>
-  <w:num w:numId="16" w16cid:durableId="381293879">
-    <w:abstractNumId w:val="1"/>
-  </w:num>
-  <w:num w:numId="17" w16cid:durableId="1507987075">
-    <w:abstractNumId w:val="1"/>
-  </w:num>
-  <w:num w:numId="18" w16cid:durableId="2128500140">
-    <w:abstractNumId w:val="1"/>
-  </w:num>
-  <w:num w:numId="19" w16cid:durableId="66853448">
-    <w:abstractNumId w:val="1"/>
-  </w:num>
-  <w:num w:numId="20" w16cid:durableId="844440060">
-    <w:abstractNumId w:val="1"/>
-  </w:num>
-  <w:num w:numId="21" w16cid:durableId="1419210158">
-    <w:abstractNumId w:val="1"/>
-  </w:num>
-  <w:num w:numId="22" w16cid:durableId="1068109604">
-    <w:abstractNumId w:val="1"/>
-  </w:num>
-  <w:num w:numId="23" w16cid:durableId="485362609">
-    <w:abstractNumId w:val="1"/>
-  </w:num>
-  <w:num w:numId="24" w16cid:durableId="622271697">
-    <w:abstractNumId w:val="1"/>
-  </w:num>
-  <w:num w:numId="25" w16cid:durableId="1841460903">
-    <w:abstractNumId w:val="1"/>
-  </w:num>
-  <w:num w:numId="26" w16cid:durableId="969750202">
-    <w:abstractNumId w:val="1"/>
-  </w:num>
-  <w:num w:numId="27" w16cid:durableId="1683435304">
-    <w:abstractNumId w:val="13"/>
-  </w:num>
-  <w:num w:numId="28" w16cid:durableId="1401948264">
-    <w:abstractNumId w:val="10"/>
-  </w:num>
-  <w:num w:numId="29" w16cid:durableId="303125388">
-    <w:abstractNumId w:val="1"/>
-  </w:num>
-  <w:num w:numId="30" w16cid:durableId="1864199194">
-    <w:abstractNumId w:val="20"/>
-  </w:num>
-  <w:num w:numId="31" w16cid:durableId="219708179">
-    <w:abstractNumId w:val="1"/>
-  </w:num>
-  <w:num w:numId="32" w16cid:durableId="1087654623">
-    <w:abstractNumId w:val="1"/>
-  </w:num>
-  <w:num w:numId="33" w16cid:durableId="717165104">
-    <w:abstractNumId w:val="1"/>
-  </w:num>
-  <w:num w:numId="34" w16cid:durableId="1851022614">
-    <w:abstractNumId w:val="1"/>
-  </w:num>
-  <w:num w:numId="35" w16cid:durableId="179853326">
-    <w:abstractNumId w:val="1"/>
-  </w:num>
-  <w:num w:numId="36" w16cid:durableId="738673175">
-    <w:abstractNumId w:val="7"/>
-  </w:num>
-  <w:num w:numId="37" w16cid:durableId="2026979008">
-    <w:abstractNumId w:val="1"/>
-  </w:num>
-  <w:num w:numId="38" w16cid:durableId="1812483255">
-    <w:abstractNumId w:val="1"/>
-  </w:num>
-  <w:num w:numId="39" w16cid:durableId="810096288">
-    <w:abstractNumId w:val="1"/>
-  </w:num>
-  <w:num w:numId="40" w16cid:durableId="899252006">
-    <w:abstractNumId w:val="1"/>
-  </w:num>
-  <w:num w:numId="41" w16cid:durableId="669135685">
-    <w:abstractNumId w:val="1"/>
-  </w:num>
-  <w:num w:numId="42" w16cid:durableId="45614956">
-    <w:abstractNumId w:val="19"/>
-  </w:num>
-  <w:num w:numId="43" w16cid:durableId="1566137640">
-    <w:abstractNumId w:val="1"/>
-  </w:num>
-  <w:num w:numId="44" w16cid:durableId="1084572264">
-    <w:abstractNumId w:val="1"/>
-  </w:num>
-  <w:num w:numId="45" w16cid:durableId="456027098">
-    <w:abstractNumId w:val="16"/>
-  </w:num>
-  <w:num w:numId="46" w16cid:durableId="1337030691">
-    <w:abstractNumId w:val="3"/>
-  </w:num>
-  <w:num w:numId="47" w16cid:durableId="381714148">
-    <w:abstractNumId w:val="14"/>
-  </w:num>
-  <w:num w:numId="48" w16cid:durableId="1394043642">
-    <w:abstractNumId w:val="12"/>
-  </w:num>
-  <w:num w:numId="49" w16cid:durableId="1270510944">
-    <w:abstractNumId w:val="11"/>
-  </w:num>
-  <w:num w:numId="50" w16cid:durableId="634872896">
-    <w:abstractNumId w:val="9"/>
-  </w:num>
-  <w:num w:numId="51" w16cid:durableId="1932663826">
-    <w:abstractNumId w:val="4"/>
-  </w:num>
-  <w:num w:numId="52" w16cid:durableId="1271158436">
-    <w:abstractNumId w:val="5"/>
-  </w:num>
-  <w:num w:numId="53" w16cid:durableId="75133814">
-    <w:abstractNumId w:val="1"/>
-  </w:num>
-  <w:num w:numId="54" w16cid:durableId="1439763003">
-    <w:abstractNumId w:val="1"/>
-  </w:num>
-  <w:num w:numId="55" w16cid:durableId="606546797">
-    <w:abstractNumId w:val="1"/>
-  </w:num>
-  <w:num w:numId="56" w16cid:durableId="1061631891">
-    <w:abstractNumId w:val="1"/>
-  </w:num>
-  <w:num w:numId="57" w16cid:durableId="953830639">
-    <w:abstractNumId w:val="1"/>
-  </w:num>
-  <w:num w:numId="58" w16cid:durableId="1324158430">
-    <w:abstractNumId w:val="1"/>
-  </w:num>
-  <w:num w:numId="59" w16cid:durableId="1869759020">
-    <w:abstractNumId w:val="1"/>
-  </w:num>
-  <w:num w:numId="60" w16cid:durableId="1298607304">
-    <w:abstractNumId w:val="1"/>
-  </w:num>
-  <w:num w:numId="61" w16cid:durableId="1249464988">
-    <w:abstractNumId w:val="1"/>
-  </w:num>
-  <w:num w:numId="62" w16cid:durableId="2057926180">
-    <w:abstractNumId w:val="2"/>
-  </w:num>
-  <w:num w:numId="63" w16cid:durableId="2145853174">
-    <w:abstractNumId w:val="0"/>
-  </w:num>
-  <w:num w:numId="64" w16cid:durableId="1628391846">
-    <w:abstractNumId w:val="1"/>
-  </w:num>
-  <w:num w:numId="65" w16cid:durableId="430515893">
-    <w:abstractNumId w:val="1"/>
-  </w:num>
-  <w:numIdMacAtCleanup w:val="5"/>
+  <w:numIdMacAtCleanup w:val="13"/>
 </w:numbering>
 </file>
 
@@ -12119,6 +11461,7 @@
   <w:style w:type="character" w:default="1" w:styleId="Fuentedeprrafopredeter">
     <w:name w:val="Default Paragraph Font"/>
     <w:uiPriority w:val="1"/>
+    <w:semiHidden/>
     <w:unhideWhenUsed/>
   </w:style>
   <w:style w:type="table" w:default="1" w:styleId="Tablanormal">
@@ -16343,8 +15686,32 @@
 </file>
 
 <file path=customXml/item1.xml><?xml version="1.0" encoding="utf-8"?>
-<ct:contentTypeSchema xmlns:ct="http://schemas.microsoft.com/office/2006/metadata/contentType" xmlns:ma="http://schemas.microsoft.com/office/2006/metadata/properties/metaAttributes" ct:_="" ma:_="" ma:contentTypeName="Documento" ma:contentTypeID="0x0101002158688CF0042947B0A79185B476529A" ma:contentTypeVersion="12" ma:contentTypeDescription="Crear nuevo documento." ma:contentTypeScope="" ma:versionID="0affc6bef3a276b59469ec24394c1d22">
-  <xsd:schema xmlns:xsd="http://www.w3.org/2001/XMLSchema" xmlns:xs="http://www.w3.org/2001/XMLSchema" xmlns:p="http://schemas.microsoft.com/office/2006/metadata/properties" xmlns:ns2="80eba89f-857e-4f78-921f-5b2a27a1fb68" xmlns:ns3="4e1b8b37-0aab-4605-93c5-c7b20d6e29f4" targetNamespace="http://schemas.microsoft.com/office/2006/metadata/properties" ma:root="true" ma:fieldsID="d3b6b5d6262423fc000db1bda3a51f01" ns2:_="" ns3:_="">
+<?mso-contentType ?>
+<FormTemplates xmlns="http://schemas.microsoft.com/sharepoint/v3/contenttype/forms">
+  <Display>DocumentLibraryForm</Display>
+  <Edit>DocumentLibraryForm</Edit>
+  <New>DocumentLibraryForm</New>
+</FormTemplates>
+</file>
+
+<file path=customXml/item2.xml><?xml version="1.0" encoding="utf-8"?>
+<b:Sources xmlns:b="http://schemas.openxmlformats.org/officeDocument/2006/bibliography" xmlns="http://schemas.openxmlformats.org/officeDocument/2006/bibliography" SelectedStyle="\APASixthEditionOfficeOnline.xsl" StyleName="APA" Version="6"/>
+</file>
+
+<file path=customXml/item3.xml><?xml version="1.0" encoding="utf-8"?>
+<p:properties xmlns:p="http://schemas.microsoft.com/office/2006/metadata/properties" xmlns:xsi="http://www.w3.org/2001/XMLSchema-instance" xmlns:pc="http://schemas.microsoft.com/office/infopath/2007/PartnerControls">
+  <documentManagement>
+    <TaxCatchAll xmlns="4e1b8b37-0aab-4605-93c5-c7b20d6e29f4" xsi:nil="true"/>
+    <lcf76f155ced4ddcb4097134ff3c332f xmlns="80eba89f-857e-4f78-921f-5b2a27a1fb68">
+      <Terms xmlns="http://schemas.microsoft.com/office/infopath/2007/PartnerControls"/>
+    </lcf76f155ced4ddcb4097134ff3c332f>
+  </documentManagement>
+</p:properties>
+</file>
+
+<file path=customXml/item4.xml><?xml version="1.0" encoding="utf-8"?>
+<ct:contentTypeSchema xmlns:ct="http://schemas.microsoft.com/office/2006/metadata/contentType" xmlns:ma="http://schemas.microsoft.com/office/2006/metadata/properties/metaAttributes" ct:_="" ma:_="" ma:contentTypeName="Document" ma:contentTypeID="0x0101002158688CF0042947B0A79185B476529A" ma:contentTypeVersion="12" ma:contentTypeDescription="Create a new document." ma:contentTypeScope="" ma:versionID="0b933db2b1c12a007c50cc70f391fd0d">
+  <xsd:schema xmlns:xsd="http://www.w3.org/2001/XMLSchema" xmlns:xs="http://www.w3.org/2001/XMLSchema" xmlns:p="http://schemas.microsoft.com/office/2006/metadata/properties" xmlns:ns2="80eba89f-857e-4f78-921f-5b2a27a1fb68" xmlns:ns3="4e1b8b37-0aab-4605-93c5-c7b20d6e29f4" targetNamespace="http://schemas.microsoft.com/office/2006/metadata/properties" ma:root="true" ma:fieldsID="82d51d96344327202a9d55fdce413db0" ns2:_="" ns3:_="">
     <xsd:import namespace="80eba89f-857e-4f78-921f-5b2a27a1fb68"/>
     <xsd:import namespace="4e1b8b37-0aab-4605-93c5-c7b20d6e29f4"/>
     <xsd:element name="properties">
@@ -16394,7 +15761,7 @@
         <xsd:restriction base="dms:Text"/>
       </xsd:simpleType>
     </xsd:element>
-    <xsd:element name="lcf76f155ced4ddcb4097134ff3c332f" ma:index="13" nillable="true" ma:taxonomy="true" ma:internalName="lcf76f155ced4ddcb4097134ff3c332f" ma:taxonomyFieldName="MediaServiceImageTags" ma:displayName="Etiquetas de imagen" ma:readOnly="false" ma:fieldId="{5cf76f15-5ced-4ddc-b409-7134ff3c332f}" ma:taxonomyMulti="true" ma:sspId="e102b65e-e423-4b34-9ecb-5bb5b49301aa" ma:termSetId="09814cd3-568e-fe90-9814-8d621ff8fb84" ma:anchorId="fba54fb3-c3e1-fe81-a776-ca4b69148c4d" ma:open="true" ma:isKeyword="false">
+    <xsd:element name="lcf76f155ced4ddcb4097134ff3c332f" ma:index="13" nillable="true" ma:taxonomy="true" ma:internalName="lcf76f155ced4ddcb4097134ff3c332f" ma:taxonomyFieldName="MediaServiceImageTags" ma:displayName="Image Tags" ma:readOnly="false" ma:fieldId="{5cf76f15-5ced-4ddc-b409-7134ff3c332f}" ma:taxonomyMulti="true" ma:sspId="e102b65e-e423-4b34-9ecb-5bb5b49301aa" ma:termSetId="09814cd3-568e-fe90-9814-8d621ff8fb84" ma:anchorId="fba54fb3-c3e1-fe81-a776-ca4b69148c4d" ma:open="true" ma:isKeyword="false">
       <xsd:complexType>
         <xsd:sequence>
           <xsd:element ref="pc:Terms" minOccurs="0" maxOccurs="1"/>
@@ -16453,8 +15820,8 @@
         <xsd:element ref="dc:creator" minOccurs="0" maxOccurs="1"/>
         <xsd:element ref="dcterms:created" minOccurs="0" maxOccurs="1"/>
         <xsd:element ref="dc:identifier" minOccurs="0" maxOccurs="1"/>
-        <xsd:element name="contentType" minOccurs="0" maxOccurs="1" type="xsd:string" ma:index="0" ma:displayName="Tipo de contenido"/>
-        <xsd:element ref="dc:title" minOccurs="0" maxOccurs="1" ma:index="4" ma:displayName="Título"/>
+        <xsd:element name="contentType" minOccurs="0" maxOccurs="1" type="xsd:string" ma:index="0" ma:displayName="Content Type"/>
+        <xsd:element ref="dc:title" minOccurs="0" maxOccurs="1" ma:index="4" ma:displayName="Title"/>
         <xsd:element ref="dc:subject" minOccurs="0" maxOccurs="1"/>
         <xsd:element ref="dc:description" minOccurs="0" maxOccurs="1"/>
         <xsd:element name="keywords" minOccurs="0" maxOccurs="1" type="xsd:string"/>
@@ -16543,38 +15910,18 @@
 </ct:contentTypeSchema>
 </file>
 
-<file path=customXml/item2.xml><?xml version="1.0" encoding="utf-8"?>
-<?mso-contentType ?>
-<FormTemplates xmlns="http://schemas.microsoft.com/sharepoint/v3/contenttype/forms">
-  <Display>DocumentLibraryForm</Display>
-  <Edit>DocumentLibraryForm</Edit>
-  <New>DocumentLibraryForm</New>
-</FormTemplates>
-</file>
-
-<file path=customXml/item3.xml><?xml version="1.0" encoding="utf-8"?>
-<p:properties xmlns:p="http://schemas.microsoft.com/office/2006/metadata/properties" xmlns:xsi="http://www.w3.org/2001/XMLSchema-instance" xmlns:pc="http://schemas.microsoft.com/office/infopath/2007/PartnerControls">
-  <documentManagement>
-    <TaxCatchAll xmlns="4e1b8b37-0aab-4605-93c5-c7b20d6e29f4" xsi:nil="true"/>
-    <lcf76f155ced4ddcb4097134ff3c332f xmlns="80eba89f-857e-4f78-921f-5b2a27a1fb68">
-      <Terms xmlns="http://schemas.microsoft.com/office/infopath/2007/PartnerControls"/>
-    </lcf76f155ced4ddcb4097134ff3c332f>
-  </documentManagement>
-</p:properties>
-</file>
-
-<file path=customXml/item4.xml><?xml version="1.0" encoding="utf-8"?>
-<b:Sources xmlns:b="http://schemas.openxmlformats.org/officeDocument/2006/bibliography" xmlns="http://schemas.openxmlformats.org/officeDocument/2006/bibliography" SelectedStyle="\APASixthEditionOfficeOnline.xsl" StyleName="APA" Version="6"/>
-</file>
-
 <file path=customXml/itemProps1.xml><?xml version="1.0" encoding="utf-8"?>
-<ds:datastoreItem xmlns:ds="http://schemas.openxmlformats.org/officeDocument/2006/customXml" ds:itemID="{5C4FE2BC-FB9C-4500-9569-BAC984E542F9}"/>
+<ds:datastoreItem xmlns:ds="http://schemas.openxmlformats.org/officeDocument/2006/customXml" ds:itemID="{769CF657-6733-439C-8C3A-E764247CFE84}">
+  <ds:schemaRefs>
+    <ds:schemaRef ds:uri="http://schemas.microsoft.com/sharepoint/v3/contenttype/forms"/>
+  </ds:schemaRefs>
+</ds:datastoreItem>
 </file>
 
 <file path=customXml/itemProps2.xml><?xml version="1.0" encoding="utf-8"?>
-<ds:datastoreItem xmlns:ds="http://schemas.openxmlformats.org/officeDocument/2006/customXml" ds:itemID="{769CF657-6733-439C-8C3A-E764247CFE84}">
+<ds:datastoreItem xmlns:ds="http://schemas.openxmlformats.org/officeDocument/2006/customXml" ds:itemID="{4C2BDA7A-E66D-4A1B-A31B-80F5C3029034}">
   <ds:schemaRefs>
-    <ds:schemaRef ds:uri="http://schemas.microsoft.com/sharepoint/v3/contenttype/forms"/>
+    <ds:schemaRef ds:uri="http://schemas.openxmlformats.org/officeDocument/2006/bibliography"/>
   </ds:schemaRefs>
 </ds:datastoreItem>
 </file>
@@ -16591,9 +15938,20 @@
 </file>
 
 <file path=customXml/itemProps4.xml><?xml version="1.0" encoding="utf-8"?>
-<ds:datastoreItem xmlns:ds="http://schemas.openxmlformats.org/officeDocument/2006/customXml" ds:itemID="{4C2BDA7A-E66D-4A1B-A31B-80F5C3029034}">
+<ds:datastoreItem xmlns:ds="http://schemas.openxmlformats.org/officeDocument/2006/customXml" ds:itemID="{F99E462F-87A1-46AD-8350-38CB8D975F18}">
   <ds:schemaRefs>
-    <ds:schemaRef ds:uri="http://schemas.openxmlformats.org/officeDocument/2006/bibliography"/>
+    <ds:schemaRef ds:uri="http://schemas.microsoft.com/office/2006/metadata/contentType"/>
+    <ds:schemaRef ds:uri="http://schemas.microsoft.com/office/2006/metadata/properties/metaAttributes"/>
+    <ds:schemaRef ds:uri="http://www.w3.org/2001/XMLSchema"/>
+    <ds:schemaRef ds:uri="http://schemas.microsoft.com/office/2006/metadata/properties"/>
+    <ds:schemaRef ds:uri="80eba89f-857e-4f78-921f-5b2a27a1fb68"/>
+    <ds:schemaRef ds:uri="4e1b8b37-0aab-4605-93c5-c7b20d6e29f4"/>
+    <ds:schemaRef ds:uri="http://schemas.microsoft.com/office/2006/documentManagement/types"/>
+    <ds:schemaRef ds:uri="http://schemas.microsoft.com/office/infopath/2007/PartnerControls"/>
+    <ds:schemaRef ds:uri="http://schemas.openxmlformats.org/package/2006/metadata/core-properties"/>
+    <ds:schemaRef ds:uri="http://purl.org/dc/elements/1.1/"/>
+    <ds:schemaRef ds:uri="http://purl.org/dc/terms/"/>
+    <ds:schemaRef ds:uri="http://schemas.microsoft.com/internal/obd"/>
   </ds:schemaRefs>
 </ds:datastoreItem>
 </file>